--- a/docs/tables/whole/sec10_lm_d365_c30_surv.docx
+++ b/docs/tables/whole/sec10_lm_d365_c30_surv.docx
@@ -20,11 +20,11 @@
         <w:gridCol w:w="2869"/>
         <w:gridCol w:w="778"/>
         <w:gridCol w:w="912"/>
-        <w:gridCol w:w="1463"/>
+        <w:gridCol w:w="1536"/>
         <w:gridCol w:w="1181"/>
         <w:gridCol w:w="778"/>
         <w:gridCol w:w="912"/>
-        <w:gridCol w:w="1463"/>
+        <w:gridCol w:w="1536"/>
         <w:gridCol w:w="1181"/>
       </w:tblGrid>
       <w:tr>
@@ -2043,113 +2043,113 @@
                 <w:szCs w:val="22"/>
                 <w:color w:val="000000"/>
               </w:rPr>
-              <w:t xml:space="preserve">-0.27</w:t>
-            </w:r>
-          </w:p>
-        </w:tc>
-        <w:tc>
-          <w:tcPr>
-            <w:tcBorders>
-              <w:bottom w:val="none" w:sz="0" w:space="0" w:color="000000"/>
-              <w:top w:val="none" w:sz="0" w:space="0" w:color="000000"/>
-              <w:left w:val="none" w:sz="0" w:space="0" w:color="000000"/>
-              <w:right w:val="none" w:sz="0" w:space="0" w:color="000000"/>
-            </w:tcBorders>
-            <w:shd w:val="clear" w:color="auto" w:fill="FFFFFF"/>
-            <w:tcMar>
-              <w:top w:w="0" w:type="dxa"/>
-              <w:bottom w:w="0" w:type="dxa"/>
-              <w:left w:w="0" w:type="dxa"/>
-              <w:right w:w="0" w:type="dxa"/>
-            </w:tcMar>
-            <w:vAlign w:val="top"/>
-          </w:tcPr>
-          <w:p>
-            <w:pPr>
-              <w:pStyle w:val="Normal"/>
-              <w:jc w:val="center"/>
-              <w:pBdr>
-                <w:bottom w:val="none" w:sz="0" w:space="0" w:color="000000"/>
-                <w:top w:val="none" w:sz="0" w:space="0" w:color="000000"/>
-                <w:left w:val="none" w:sz="0" w:space="0" w:color="000000"/>
-                <w:right w:val="none" w:sz="0" w:space="0" w:color="000000"/>
-              </w:pBdr>
-              <w:spacing w:after="100" w:before="100" w:line="240"/>
-              <w:ind w:left="100" w:right="100" w:firstLine="0" w:firstLineChars="0"/>
-              <w:rPr>
-                <w:rFonts w:ascii="Helvetica" w:hAnsi="Helvetica" w:eastAsia="Helvetica" w:cs="Helvetica"/>
-                <w:i w:val="false"/>
-                <w:b w:val="false"/>
-                <w:u w:val="none"/>
-                <w:sz w:val="22"/>
-                <w:szCs w:val="22"/>
-                <w:color w:val="000000"/>
-              </w:rPr>
-            </w:pPr>
-            <w:r>
-              <w:rPr>
-                <w:rFonts w:ascii="Helvetica" w:hAnsi="Helvetica" w:eastAsia="Helvetica" w:cs="Helvetica"/>
-                <w:i w:val="false"/>
-                <w:b w:val="false"/>
-                <w:u w:val="none"/>
-                <w:sz w:val="22"/>
-                <w:szCs w:val="22"/>
-                <w:color w:val="000000"/>
-              </w:rPr>
-              <w:t xml:space="preserve">-6.3, 5.7</w:t>
-            </w:r>
-          </w:p>
-        </w:tc>
-        <w:tc>
-          <w:tcPr>
-            <w:tcBorders>
-              <w:bottom w:val="none" w:sz="0" w:space="0" w:color="000000"/>
-              <w:top w:val="none" w:sz="0" w:space="0" w:color="000000"/>
-              <w:left w:val="none" w:sz="0" w:space="0" w:color="000000"/>
-              <w:right w:val="none" w:sz="0" w:space="0" w:color="000000"/>
-            </w:tcBorders>
-            <w:shd w:val="clear" w:color="auto" w:fill="FFFFFF"/>
-            <w:tcMar>
-              <w:top w:w="0" w:type="dxa"/>
-              <w:bottom w:w="0" w:type="dxa"/>
-              <w:left w:w="0" w:type="dxa"/>
-              <w:right w:w="0" w:type="dxa"/>
-            </w:tcMar>
-            <w:vAlign w:val="top"/>
-          </w:tcPr>
-          <w:p>
-            <w:pPr>
-              <w:pStyle w:val="Normal"/>
-              <w:jc w:val="center"/>
-              <w:pBdr>
-                <w:bottom w:val="none" w:sz="0" w:space="0" w:color="000000"/>
-                <w:top w:val="none" w:sz="0" w:space="0" w:color="000000"/>
-                <w:left w:val="none" w:sz="0" w:space="0" w:color="000000"/>
-                <w:right w:val="none" w:sz="0" w:space="0" w:color="000000"/>
-              </w:pBdr>
-              <w:spacing w:after="100" w:before="100" w:line="240"/>
-              <w:ind w:left="100" w:right="100" w:firstLine="0" w:firstLineChars="0"/>
-              <w:rPr>
-                <w:rFonts w:ascii="Helvetica" w:hAnsi="Helvetica" w:eastAsia="Helvetica" w:cs="Helvetica"/>
-                <w:i w:val="false"/>
-                <w:b w:val="false"/>
-                <w:u w:val="none"/>
-                <w:sz w:val="22"/>
-                <w:szCs w:val="22"/>
-                <w:color w:val="000000"/>
-              </w:rPr>
-            </w:pPr>
-            <w:r>
-              <w:rPr>
-                <w:rFonts w:ascii="Helvetica" w:hAnsi="Helvetica" w:eastAsia="Helvetica" w:cs="Helvetica"/>
-                <w:i w:val="false"/>
-                <w:b w:val="false"/>
-                <w:u w:val="none"/>
-                <w:sz w:val="22"/>
-                <w:szCs w:val="22"/>
-                <w:color w:val="000000"/>
-              </w:rPr>
-              <w:t xml:space="preserve">0.929</w:t>
+              <w:t xml:space="preserve">2.3</w:t>
+            </w:r>
+          </w:p>
+        </w:tc>
+        <w:tc>
+          <w:tcPr>
+            <w:tcBorders>
+              <w:bottom w:val="none" w:sz="0" w:space="0" w:color="000000"/>
+              <w:top w:val="none" w:sz="0" w:space="0" w:color="000000"/>
+              <w:left w:val="none" w:sz="0" w:space="0" w:color="000000"/>
+              <w:right w:val="none" w:sz="0" w:space="0" w:color="000000"/>
+            </w:tcBorders>
+            <w:shd w:val="clear" w:color="auto" w:fill="FFFFFF"/>
+            <w:tcMar>
+              <w:top w:w="0" w:type="dxa"/>
+              <w:bottom w:w="0" w:type="dxa"/>
+              <w:left w:w="0" w:type="dxa"/>
+              <w:right w:w="0" w:type="dxa"/>
+            </w:tcMar>
+            <w:vAlign w:val="top"/>
+          </w:tcPr>
+          <w:p>
+            <w:pPr>
+              <w:pStyle w:val="Normal"/>
+              <w:jc w:val="center"/>
+              <w:pBdr>
+                <w:bottom w:val="none" w:sz="0" w:space="0" w:color="000000"/>
+                <w:top w:val="none" w:sz="0" w:space="0" w:color="000000"/>
+                <w:left w:val="none" w:sz="0" w:space="0" w:color="000000"/>
+                <w:right w:val="none" w:sz="0" w:space="0" w:color="000000"/>
+              </w:pBdr>
+              <w:spacing w:after="100" w:before="100" w:line="240"/>
+              <w:ind w:left="100" w:right="100" w:firstLine="0" w:firstLineChars="0"/>
+              <w:rPr>
+                <w:rFonts w:ascii="Helvetica" w:hAnsi="Helvetica" w:eastAsia="Helvetica" w:cs="Helvetica"/>
+                <w:i w:val="false"/>
+                <w:b w:val="false"/>
+                <w:u w:val="none"/>
+                <w:sz w:val="22"/>
+                <w:szCs w:val="22"/>
+                <w:color w:val="000000"/>
+              </w:rPr>
+            </w:pPr>
+            <w:r>
+              <w:rPr>
+                <w:rFonts w:ascii="Helvetica" w:hAnsi="Helvetica" w:eastAsia="Helvetica" w:cs="Helvetica"/>
+                <w:i w:val="false"/>
+                <w:b w:val="false"/>
+                <w:u w:val="none"/>
+                <w:sz w:val="22"/>
+                <w:szCs w:val="22"/>
+                <w:color w:val="000000"/>
+              </w:rPr>
+              <w:t xml:space="preserve">-3.5, 8.1</w:t>
+            </w:r>
+          </w:p>
+        </w:tc>
+        <w:tc>
+          <w:tcPr>
+            <w:tcBorders>
+              <w:bottom w:val="none" w:sz="0" w:space="0" w:color="000000"/>
+              <w:top w:val="none" w:sz="0" w:space="0" w:color="000000"/>
+              <w:left w:val="none" w:sz="0" w:space="0" w:color="000000"/>
+              <w:right w:val="none" w:sz="0" w:space="0" w:color="000000"/>
+            </w:tcBorders>
+            <w:shd w:val="clear" w:color="auto" w:fill="FFFFFF"/>
+            <w:tcMar>
+              <w:top w:w="0" w:type="dxa"/>
+              <w:bottom w:w="0" w:type="dxa"/>
+              <w:left w:w="0" w:type="dxa"/>
+              <w:right w:w="0" w:type="dxa"/>
+            </w:tcMar>
+            <w:vAlign w:val="top"/>
+          </w:tcPr>
+          <w:p>
+            <w:pPr>
+              <w:pStyle w:val="Normal"/>
+              <w:jc w:val="center"/>
+              <w:pBdr>
+                <w:bottom w:val="none" w:sz="0" w:space="0" w:color="000000"/>
+                <w:top w:val="none" w:sz="0" w:space="0" w:color="000000"/>
+                <w:left w:val="none" w:sz="0" w:space="0" w:color="000000"/>
+                <w:right w:val="none" w:sz="0" w:space="0" w:color="000000"/>
+              </w:pBdr>
+              <w:spacing w:after="100" w:before="100" w:line="240"/>
+              <w:ind w:left="100" w:right="100" w:firstLine="0" w:firstLineChars="0"/>
+              <w:rPr>
+                <w:rFonts w:ascii="Helvetica" w:hAnsi="Helvetica" w:eastAsia="Helvetica" w:cs="Helvetica"/>
+                <w:i w:val="false"/>
+                <w:b w:val="false"/>
+                <w:u w:val="none"/>
+                <w:sz w:val="22"/>
+                <w:szCs w:val="22"/>
+                <w:color w:val="000000"/>
+              </w:rPr>
+            </w:pPr>
+            <w:r>
+              <w:rPr>
+                <w:rFonts w:ascii="Helvetica" w:hAnsi="Helvetica" w:eastAsia="Helvetica" w:cs="Helvetica"/>
+                <w:i w:val="false"/>
+                <w:b w:val="false"/>
+                <w:u w:val="none"/>
+                <w:sz w:val="22"/>
+                <w:szCs w:val="22"/>
+                <w:color w:val="000000"/>
+              </w:rPr>
+              <w:t xml:space="preserve">0.439</w:t>
             </w:r>
           </w:p>
         </w:tc>
@@ -2526,113 +2526,113 @@
                 <w:szCs w:val="22"/>
                 <w:color w:val="000000"/>
               </w:rPr>
-              <w:t xml:space="preserve">-0.07</w:t>
-            </w:r>
-          </w:p>
-        </w:tc>
-        <w:tc>
-          <w:tcPr>
-            <w:tcBorders>
-              <w:bottom w:val="none" w:sz="0" w:space="0" w:color="000000"/>
-              <w:top w:val="none" w:sz="0" w:space="0" w:color="000000"/>
-              <w:left w:val="none" w:sz="0" w:space="0" w:color="000000"/>
-              <w:right w:val="none" w:sz="0" w:space="0" w:color="000000"/>
-            </w:tcBorders>
-            <w:shd w:val="clear" w:color="auto" w:fill="FFFFFF"/>
-            <w:tcMar>
-              <w:top w:w="0" w:type="dxa"/>
-              <w:bottom w:w="0" w:type="dxa"/>
-              <w:left w:w="0" w:type="dxa"/>
-              <w:right w:w="0" w:type="dxa"/>
-            </w:tcMar>
-            <w:vAlign w:val="top"/>
-          </w:tcPr>
-          <w:p>
-            <w:pPr>
-              <w:pStyle w:val="Normal"/>
-              <w:jc w:val="center"/>
-              <w:pBdr>
-                <w:bottom w:val="none" w:sz="0" w:space="0" w:color="000000"/>
-                <w:top w:val="none" w:sz="0" w:space="0" w:color="000000"/>
-                <w:left w:val="none" w:sz="0" w:space="0" w:color="000000"/>
-                <w:right w:val="none" w:sz="0" w:space="0" w:color="000000"/>
-              </w:pBdr>
-              <w:spacing w:after="100" w:before="100" w:line="240"/>
-              <w:ind w:left="100" w:right="100" w:firstLine="0" w:firstLineChars="0"/>
-              <w:rPr>
-                <w:rFonts w:ascii="Helvetica" w:hAnsi="Helvetica" w:eastAsia="Helvetica" w:cs="Helvetica"/>
-                <w:i w:val="false"/>
-                <w:b w:val="false"/>
-                <w:u w:val="none"/>
-                <w:sz w:val="22"/>
-                <w:szCs w:val="22"/>
-                <w:color w:val="000000"/>
-              </w:rPr>
-            </w:pPr>
-            <w:r>
-              <w:rPr>
-                <w:rFonts w:ascii="Helvetica" w:hAnsi="Helvetica" w:eastAsia="Helvetica" w:cs="Helvetica"/>
-                <w:i w:val="false"/>
-                <w:b w:val="false"/>
-                <w:u w:val="none"/>
-                <w:sz w:val="22"/>
-                <w:szCs w:val="22"/>
-                <w:color w:val="000000"/>
-              </w:rPr>
-              <w:t xml:space="preserve">-0.26, 0.12</w:t>
-            </w:r>
-          </w:p>
-        </w:tc>
-        <w:tc>
-          <w:tcPr>
-            <w:tcBorders>
-              <w:bottom w:val="none" w:sz="0" w:space="0" w:color="000000"/>
-              <w:top w:val="none" w:sz="0" w:space="0" w:color="000000"/>
-              <w:left w:val="none" w:sz="0" w:space="0" w:color="000000"/>
-              <w:right w:val="none" w:sz="0" w:space="0" w:color="000000"/>
-            </w:tcBorders>
-            <w:shd w:val="clear" w:color="auto" w:fill="FFFFFF"/>
-            <w:tcMar>
-              <w:top w:w="0" w:type="dxa"/>
-              <w:bottom w:w="0" w:type="dxa"/>
-              <w:left w:w="0" w:type="dxa"/>
-              <w:right w:w="0" w:type="dxa"/>
-            </w:tcMar>
-            <w:vAlign w:val="top"/>
-          </w:tcPr>
-          <w:p>
-            <w:pPr>
-              <w:pStyle w:val="Normal"/>
-              <w:jc w:val="center"/>
-              <w:pBdr>
-                <w:bottom w:val="none" w:sz="0" w:space="0" w:color="000000"/>
-                <w:top w:val="none" w:sz="0" w:space="0" w:color="000000"/>
-                <w:left w:val="none" w:sz="0" w:space="0" w:color="000000"/>
-                <w:right w:val="none" w:sz="0" w:space="0" w:color="000000"/>
-              </w:pBdr>
-              <w:spacing w:after="100" w:before="100" w:line="240"/>
-              <w:ind w:left="100" w:right="100" w:firstLine="0" w:firstLineChars="0"/>
-              <w:rPr>
-                <w:rFonts w:ascii="Helvetica" w:hAnsi="Helvetica" w:eastAsia="Helvetica" w:cs="Helvetica"/>
-                <w:i w:val="false"/>
-                <w:b w:val="false"/>
-                <w:u w:val="none"/>
-                <w:sz w:val="22"/>
-                <w:szCs w:val="22"/>
-                <w:color w:val="000000"/>
-              </w:rPr>
-            </w:pPr>
-            <w:r>
-              <w:rPr>
-                <w:rFonts w:ascii="Helvetica" w:hAnsi="Helvetica" w:eastAsia="Helvetica" w:cs="Helvetica"/>
-                <w:i w:val="false"/>
-                <w:b w:val="false"/>
-                <w:u w:val="none"/>
-                <w:sz w:val="22"/>
-                <w:szCs w:val="22"/>
-                <w:color w:val="000000"/>
-              </w:rPr>
-              <w:t xml:space="preserve">0.481</w:t>
+              <w:t xml:space="preserve">-0.12</w:t>
+            </w:r>
+          </w:p>
+        </w:tc>
+        <w:tc>
+          <w:tcPr>
+            <w:tcBorders>
+              <w:bottom w:val="none" w:sz="0" w:space="0" w:color="000000"/>
+              <w:top w:val="none" w:sz="0" w:space="0" w:color="000000"/>
+              <w:left w:val="none" w:sz="0" w:space="0" w:color="000000"/>
+              <w:right w:val="none" w:sz="0" w:space="0" w:color="000000"/>
+            </w:tcBorders>
+            <w:shd w:val="clear" w:color="auto" w:fill="FFFFFF"/>
+            <w:tcMar>
+              <w:top w:w="0" w:type="dxa"/>
+              <w:bottom w:w="0" w:type="dxa"/>
+              <w:left w:w="0" w:type="dxa"/>
+              <w:right w:w="0" w:type="dxa"/>
+            </w:tcMar>
+            <w:vAlign w:val="top"/>
+          </w:tcPr>
+          <w:p>
+            <w:pPr>
+              <w:pStyle w:val="Normal"/>
+              <w:jc w:val="center"/>
+              <w:pBdr>
+                <w:bottom w:val="none" w:sz="0" w:space="0" w:color="000000"/>
+                <w:top w:val="none" w:sz="0" w:space="0" w:color="000000"/>
+                <w:left w:val="none" w:sz="0" w:space="0" w:color="000000"/>
+                <w:right w:val="none" w:sz="0" w:space="0" w:color="000000"/>
+              </w:pBdr>
+              <w:spacing w:after="100" w:before="100" w:line="240"/>
+              <w:ind w:left="100" w:right="100" w:firstLine="0" w:firstLineChars="0"/>
+              <w:rPr>
+                <w:rFonts w:ascii="Helvetica" w:hAnsi="Helvetica" w:eastAsia="Helvetica" w:cs="Helvetica"/>
+                <w:i w:val="false"/>
+                <w:b w:val="false"/>
+                <w:u w:val="none"/>
+                <w:sz w:val="22"/>
+                <w:szCs w:val="22"/>
+                <w:color w:val="000000"/>
+              </w:rPr>
+            </w:pPr>
+            <w:r>
+              <w:rPr>
+                <w:rFonts w:ascii="Helvetica" w:hAnsi="Helvetica" w:eastAsia="Helvetica" w:cs="Helvetica"/>
+                <w:i w:val="false"/>
+                <w:b w:val="false"/>
+                <w:u w:val="none"/>
+                <w:sz w:val="22"/>
+                <w:szCs w:val="22"/>
+                <w:color w:val="000000"/>
+              </w:rPr>
+              <w:t xml:space="preserve">-0.31, 0.06</w:t>
+            </w:r>
+          </w:p>
+        </w:tc>
+        <w:tc>
+          <w:tcPr>
+            <w:tcBorders>
+              <w:bottom w:val="none" w:sz="0" w:space="0" w:color="000000"/>
+              <w:top w:val="none" w:sz="0" w:space="0" w:color="000000"/>
+              <w:left w:val="none" w:sz="0" w:space="0" w:color="000000"/>
+              <w:right w:val="none" w:sz="0" w:space="0" w:color="000000"/>
+            </w:tcBorders>
+            <w:shd w:val="clear" w:color="auto" w:fill="FFFFFF"/>
+            <w:tcMar>
+              <w:top w:w="0" w:type="dxa"/>
+              <w:bottom w:w="0" w:type="dxa"/>
+              <w:left w:w="0" w:type="dxa"/>
+              <w:right w:w="0" w:type="dxa"/>
+            </w:tcMar>
+            <w:vAlign w:val="top"/>
+          </w:tcPr>
+          <w:p>
+            <w:pPr>
+              <w:pStyle w:val="Normal"/>
+              <w:jc w:val="center"/>
+              <w:pBdr>
+                <w:bottom w:val="none" w:sz="0" w:space="0" w:color="000000"/>
+                <w:top w:val="none" w:sz="0" w:space="0" w:color="000000"/>
+                <w:left w:val="none" w:sz="0" w:space="0" w:color="000000"/>
+                <w:right w:val="none" w:sz="0" w:space="0" w:color="000000"/>
+              </w:pBdr>
+              <w:spacing w:after="100" w:before="100" w:line="240"/>
+              <w:ind w:left="100" w:right="100" w:firstLine="0" w:firstLineChars="0"/>
+              <w:rPr>
+                <w:rFonts w:ascii="Helvetica" w:hAnsi="Helvetica" w:eastAsia="Helvetica" w:cs="Helvetica"/>
+                <w:i w:val="false"/>
+                <w:b w:val="false"/>
+                <w:u w:val="none"/>
+                <w:sz w:val="22"/>
+                <w:szCs w:val="22"/>
+                <w:color w:val="000000"/>
+              </w:rPr>
+            </w:pPr>
+            <w:r>
+              <w:rPr>
+                <w:rFonts w:ascii="Helvetica" w:hAnsi="Helvetica" w:eastAsia="Helvetica" w:cs="Helvetica"/>
+                <w:i w:val="false"/>
+                <w:b w:val="false"/>
+                <w:u w:val="none"/>
+                <w:sz w:val="22"/>
+                <w:szCs w:val="22"/>
+                <w:color w:val="000000"/>
+              </w:rPr>
+              <w:t xml:space="preserve">0.190</w:t>
             </w:r>
           </w:p>
         </w:tc>
@@ -3975,113 +3975,113 @@
                 <w:szCs w:val="22"/>
                 <w:color w:val="000000"/>
               </w:rPr>
-              <w:t xml:space="preserve">-3.9</w:t>
-            </w:r>
-          </w:p>
-        </w:tc>
-        <w:tc>
-          <w:tcPr>
-            <w:tcBorders>
-              <w:bottom w:val="none" w:sz="0" w:space="0" w:color="000000"/>
-              <w:top w:val="none" w:sz="0" w:space="0" w:color="000000"/>
-              <w:left w:val="none" w:sz="0" w:space="0" w:color="000000"/>
-              <w:right w:val="none" w:sz="0" w:space="0" w:color="000000"/>
-            </w:tcBorders>
-            <w:shd w:val="clear" w:color="auto" w:fill="FFFFFF"/>
-            <w:tcMar>
-              <w:top w:w="0" w:type="dxa"/>
-              <w:bottom w:w="0" w:type="dxa"/>
-              <w:left w:w="0" w:type="dxa"/>
-              <w:right w:w="0" w:type="dxa"/>
-            </w:tcMar>
-            <w:vAlign w:val="top"/>
-          </w:tcPr>
-          <w:p>
-            <w:pPr>
-              <w:pStyle w:val="Normal"/>
-              <w:jc w:val="center"/>
-              <w:pBdr>
-                <w:bottom w:val="none" w:sz="0" w:space="0" w:color="000000"/>
-                <w:top w:val="none" w:sz="0" w:space="0" w:color="000000"/>
-                <w:left w:val="none" w:sz="0" w:space="0" w:color="000000"/>
-                <w:right w:val="none" w:sz="0" w:space="0" w:color="000000"/>
-              </w:pBdr>
-              <w:spacing w:after="100" w:before="100" w:line="240"/>
-              <w:ind w:left="100" w:right="100" w:firstLine="0" w:firstLineChars="0"/>
-              <w:rPr>
-                <w:rFonts w:ascii="Helvetica" w:hAnsi="Helvetica" w:eastAsia="Helvetica" w:cs="Helvetica"/>
-                <w:i w:val="false"/>
-                <w:b w:val="false"/>
-                <w:u w:val="none"/>
-                <w:sz w:val="22"/>
-                <w:szCs w:val="22"/>
-                <w:color w:val="000000"/>
-              </w:rPr>
-            </w:pPr>
-            <w:r>
-              <w:rPr>
-                <w:rFonts w:ascii="Helvetica" w:hAnsi="Helvetica" w:eastAsia="Helvetica" w:cs="Helvetica"/>
-                <w:i w:val="false"/>
-                <w:b w:val="false"/>
-                <w:u w:val="none"/>
-                <w:sz w:val="22"/>
-                <w:szCs w:val="22"/>
-                <w:color w:val="000000"/>
-              </w:rPr>
-              <w:t xml:space="preserve">-10, 2.2</w:t>
-            </w:r>
-          </w:p>
-        </w:tc>
-        <w:tc>
-          <w:tcPr>
-            <w:tcBorders>
-              <w:bottom w:val="none" w:sz="0" w:space="0" w:color="000000"/>
-              <w:top w:val="none" w:sz="0" w:space="0" w:color="000000"/>
-              <w:left w:val="none" w:sz="0" w:space="0" w:color="000000"/>
-              <w:right w:val="none" w:sz="0" w:space="0" w:color="000000"/>
-            </w:tcBorders>
-            <w:shd w:val="clear" w:color="auto" w:fill="FFFFFF"/>
-            <w:tcMar>
-              <w:top w:w="0" w:type="dxa"/>
-              <w:bottom w:w="0" w:type="dxa"/>
-              <w:left w:w="0" w:type="dxa"/>
-              <w:right w:w="0" w:type="dxa"/>
-            </w:tcMar>
-            <w:vAlign w:val="top"/>
-          </w:tcPr>
-          <w:p>
-            <w:pPr>
-              <w:pStyle w:val="Normal"/>
-              <w:jc w:val="center"/>
-              <w:pBdr>
-                <w:bottom w:val="none" w:sz="0" w:space="0" w:color="000000"/>
-                <w:top w:val="none" w:sz="0" w:space="0" w:color="000000"/>
-                <w:left w:val="none" w:sz="0" w:space="0" w:color="000000"/>
-                <w:right w:val="none" w:sz="0" w:space="0" w:color="000000"/>
-              </w:pBdr>
-              <w:spacing w:after="100" w:before="100" w:line="240"/>
-              <w:ind w:left="100" w:right="100" w:firstLine="0" w:firstLineChars="0"/>
-              <w:rPr>
-                <w:rFonts w:ascii="Helvetica" w:hAnsi="Helvetica" w:eastAsia="Helvetica" w:cs="Helvetica"/>
-                <w:i w:val="false"/>
-                <w:b w:val="false"/>
-                <w:u w:val="none"/>
-                <w:sz w:val="22"/>
-                <w:szCs w:val="22"/>
-                <w:color w:val="000000"/>
-              </w:rPr>
-            </w:pPr>
-            <w:r>
-              <w:rPr>
-                <w:rFonts w:ascii="Helvetica" w:hAnsi="Helvetica" w:eastAsia="Helvetica" w:cs="Helvetica"/>
-                <w:i w:val="false"/>
-                <w:b w:val="false"/>
-                <w:u w:val="none"/>
-                <w:sz w:val="22"/>
-                <w:szCs w:val="22"/>
-                <w:color w:val="000000"/>
-              </w:rPr>
-              <w:t xml:space="preserve">0.204</w:t>
+              <w:t xml:space="preserve">-3.2</w:t>
+            </w:r>
+          </w:p>
+        </w:tc>
+        <w:tc>
+          <w:tcPr>
+            <w:tcBorders>
+              <w:bottom w:val="none" w:sz="0" w:space="0" w:color="000000"/>
+              <w:top w:val="none" w:sz="0" w:space="0" w:color="000000"/>
+              <w:left w:val="none" w:sz="0" w:space="0" w:color="000000"/>
+              <w:right w:val="none" w:sz="0" w:space="0" w:color="000000"/>
+            </w:tcBorders>
+            <w:shd w:val="clear" w:color="auto" w:fill="FFFFFF"/>
+            <w:tcMar>
+              <w:top w:w="0" w:type="dxa"/>
+              <w:bottom w:w="0" w:type="dxa"/>
+              <w:left w:w="0" w:type="dxa"/>
+              <w:right w:w="0" w:type="dxa"/>
+            </w:tcMar>
+            <w:vAlign w:val="top"/>
+          </w:tcPr>
+          <w:p>
+            <w:pPr>
+              <w:pStyle w:val="Normal"/>
+              <w:jc w:val="center"/>
+              <w:pBdr>
+                <w:bottom w:val="none" w:sz="0" w:space="0" w:color="000000"/>
+                <w:top w:val="none" w:sz="0" w:space="0" w:color="000000"/>
+                <w:left w:val="none" w:sz="0" w:space="0" w:color="000000"/>
+                <w:right w:val="none" w:sz="0" w:space="0" w:color="000000"/>
+              </w:pBdr>
+              <w:spacing w:after="100" w:before="100" w:line="240"/>
+              <w:ind w:left="100" w:right="100" w:firstLine="0" w:firstLineChars="0"/>
+              <w:rPr>
+                <w:rFonts w:ascii="Helvetica" w:hAnsi="Helvetica" w:eastAsia="Helvetica" w:cs="Helvetica"/>
+                <w:i w:val="false"/>
+                <w:b w:val="false"/>
+                <w:u w:val="none"/>
+                <w:sz w:val="22"/>
+                <w:szCs w:val="22"/>
+                <w:color w:val="000000"/>
+              </w:rPr>
+            </w:pPr>
+            <w:r>
+              <w:rPr>
+                <w:rFonts w:ascii="Helvetica" w:hAnsi="Helvetica" w:eastAsia="Helvetica" w:cs="Helvetica"/>
+                <w:i w:val="false"/>
+                <w:b w:val="false"/>
+                <w:u w:val="none"/>
+                <w:sz w:val="22"/>
+                <w:szCs w:val="22"/>
+                <w:color w:val="000000"/>
+              </w:rPr>
+              <w:t xml:space="preserve">-9.2, 2.8</w:t>
+            </w:r>
+          </w:p>
+        </w:tc>
+        <w:tc>
+          <w:tcPr>
+            <w:tcBorders>
+              <w:bottom w:val="none" w:sz="0" w:space="0" w:color="000000"/>
+              <w:top w:val="none" w:sz="0" w:space="0" w:color="000000"/>
+              <w:left w:val="none" w:sz="0" w:space="0" w:color="000000"/>
+              <w:right w:val="none" w:sz="0" w:space="0" w:color="000000"/>
+            </w:tcBorders>
+            <w:shd w:val="clear" w:color="auto" w:fill="FFFFFF"/>
+            <w:tcMar>
+              <w:top w:w="0" w:type="dxa"/>
+              <w:bottom w:w="0" w:type="dxa"/>
+              <w:left w:w="0" w:type="dxa"/>
+              <w:right w:w="0" w:type="dxa"/>
+            </w:tcMar>
+            <w:vAlign w:val="top"/>
+          </w:tcPr>
+          <w:p>
+            <w:pPr>
+              <w:pStyle w:val="Normal"/>
+              <w:jc w:val="center"/>
+              <w:pBdr>
+                <w:bottom w:val="none" w:sz="0" w:space="0" w:color="000000"/>
+                <w:top w:val="none" w:sz="0" w:space="0" w:color="000000"/>
+                <w:left w:val="none" w:sz="0" w:space="0" w:color="000000"/>
+                <w:right w:val="none" w:sz="0" w:space="0" w:color="000000"/>
+              </w:pBdr>
+              <w:spacing w:after="100" w:before="100" w:line="240"/>
+              <w:ind w:left="100" w:right="100" w:firstLine="0" w:firstLineChars="0"/>
+              <w:rPr>
+                <w:rFonts w:ascii="Helvetica" w:hAnsi="Helvetica" w:eastAsia="Helvetica" w:cs="Helvetica"/>
+                <w:i w:val="false"/>
+                <w:b w:val="false"/>
+                <w:u w:val="none"/>
+                <w:sz w:val="22"/>
+                <w:szCs w:val="22"/>
+                <w:color w:val="000000"/>
+              </w:rPr>
+            </w:pPr>
+            <w:r>
+              <w:rPr>
+                <w:rFonts w:ascii="Helvetica" w:hAnsi="Helvetica" w:eastAsia="Helvetica" w:cs="Helvetica"/>
+                <w:i w:val="false"/>
+                <w:b w:val="false"/>
+                <w:u w:val="none"/>
+                <w:sz w:val="22"/>
+                <w:szCs w:val="22"/>
+                <w:color w:val="000000"/>
+              </w:rPr>
+              <w:t xml:space="preserve">0.288</w:t>
             </w:r>
           </w:p>
         </w:tc>
@@ -4458,113 +4458,113 @@
                 <w:szCs w:val="22"/>
                 <w:color w:val="000000"/>
               </w:rPr>
-              <w:t xml:space="preserve">0.18</w:t>
-            </w:r>
-          </w:p>
-        </w:tc>
-        <w:tc>
-          <w:tcPr>
-            <w:tcBorders>
-              <w:bottom w:val="none" w:sz="0" w:space="0" w:color="000000"/>
-              <w:top w:val="none" w:sz="0" w:space="0" w:color="000000"/>
-              <w:left w:val="none" w:sz="0" w:space="0" w:color="000000"/>
-              <w:right w:val="none" w:sz="0" w:space="0" w:color="000000"/>
-            </w:tcBorders>
-            <w:shd w:val="clear" w:color="auto" w:fill="FFFFFF"/>
-            <w:tcMar>
-              <w:top w:w="0" w:type="dxa"/>
-              <w:bottom w:w="0" w:type="dxa"/>
-              <w:left w:w="0" w:type="dxa"/>
-              <w:right w:w="0" w:type="dxa"/>
-            </w:tcMar>
-            <w:vAlign w:val="top"/>
-          </w:tcPr>
-          <w:p>
-            <w:pPr>
-              <w:pStyle w:val="Normal"/>
-              <w:jc w:val="center"/>
-              <w:pBdr>
-                <w:bottom w:val="none" w:sz="0" w:space="0" w:color="000000"/>
-                <w:top w:val="none" w:sz="0" w:space="0" w:color="000000"/>
-                <w:left w:val="none" w:sz="0" w:space="0" w:color="000000"/>
-                <w:right w:val="none" w:sz="0" w:space="0" w:color="000000"/>
-              </w:pBdr>
-              <w:spacing w:after="100" w:before="100" w:line="240"/>
-              <w:ind w:left="100" w:right="100" w:firstLine="0" w:firstLineChars="0"/>
-              <w:rPr>
-                <w:rFonts w:ascii="Helvetica" w:hAnsi="Helvetica" w:eastAsia="Helvetica" w:cs="Helvetica"/>
-                <w:i w:val="false"/>
-                <w:b w:val="false"/>
-                <w:u w:val="none"/>
-                <w:sz w:val="22"/>
-                <w:szCs w:val="22"/>
-                <w:color w:val="000000"/>
-              </w:rPr>
-            </w:pPr>
-            <w:r>
-              <w:rPr>
-                <w:rFonts w:ascii="Helvetica" w:hAnsi="Helvetica" w:eastAsia="Helvetica" w:cs="Helvetica"/>
-                <w:i w:val="false"/>
-                <w:b w:val="false"/>
-                <w:u w:val="none"/>
-                <w:sz w:val="22"/>
-                <w:szCs w:val="22"/>
-                <w:color w:val="000000"/>
-              </w:rPr>
-              <w:t xml:space="preserve">-0.57, 0.93</w:t>
-            </w:r>
-          </w:p>
-        </w:tc>
-        <w:tc>
-          <w:tcPr>
-            <w:tcBorders>
-              <w:bottom w:val="none" w:sz="0" w:space="0" w:color="000000"/>
-              <w:top w:val="none" w:sz="0" w:space="0" w:color="000000"/>
-              <w:left w:val="none" w:sz="0" w:space="0" w:color="000000"/>
-              <w:right w:val="none" w:sz="0" w:space="0" w:color="000000"/>
-            </w:tcBorders>
-            <w:shd w:val="clear" w:color="auto" w:fill="FFFFFF"/>
-            <w:tcMar>
-              <w:top w:w="0" w:type="dxa"/>
-              <w:bottom w:w="0" w:type="dxa"/>
-              <w:left w:w="0" w:type="dxa"/>
-              <w:right w:w="0" w:type="dxa"/>
-            </w:tcMar>
-            <w:vAlign w:val="top"/>
-          </w:tcPr>
-          <w:p>
-            <w:pPr>
-              <w:pStyle w:val="Normal"/>
-              <w:jc w:val="center"/>
-              <w:pBdr>
-                <w:bottom w:val="none" w:sz="0" w:space="0" w:color="000000"/>
-                <w:top w:val="none" w:sz="0" w:space="0" w:color="000000"/>
-                <w:left w:val="none" w:sz="0" w:space="0" w:color="000000"/>
-                <w:right w:val="none" w:sz="0" w:space="0" w:color="000000"/>
-              </w:pBdr>
-              <w:spacing w:after="100" w:before="100" w:line="240"/>
-              <w:ind w:left="100" w:right="100" w:firstLine="0" w:firstLineChars="0"/>
-              <w:rPr>
-                <w:rFonts w:ascii="Helvetica" w:hAnsi="Helvetica" w:eastAsia="Helvetica" w:cs="Helvetica"/>
-                <w:i w:val="false"/>
-                <w:b w:val="false"/>
-                <w:u w:val="none"/>
-                <w:sz w:val="22"/>
-                <w:szCs w:val="22"/>
-                <w:color w:val="000000"/>
-              </w:rPr>
-            </w:pPr>
-            <w:r>
-              <w:rPr>
-                <w:rFonts w:ascii="Helvetica" w:hAnsi="Helvetica" w:eastAsia="Helvetica" w:cs="Helvetica"/>
-                <w:i w:val="false"/>
-                <w:b w:val="false"/>
-                <w:u w:val="none"/>
-                <w:sz w:val="22"/>
-                <w:szCs w:val="22"/>
-                <w:color w:val="000000"/>
-              </w:rPr>
-              <w:t xml:space="preserve">0.632</w:t>
+              <w:t xml:space="preserve">0.10</w:t>
+            </w:r>
+          </w:p>
+        </w:tc>
+        <w:tc>
+          <w:tcPr>
+            <w:tcBorders>
+              <w:bottom w:val="none" w:sz="0" w:space="0" w:color="000000"/>
+              <w:top w:val="none" w:sz="0" w:space="0" w:color="000000"/>
+              <w:left w:val="none" w:sz="0" w:space="0" w:color="000000"/>
+              <w:right w:val="none" w:sz="0" w:space="0" w:color="000000"/>
+            </w:tcBorders>
+            <w:shd w:val="clear" w:color="auto" w:fill="FFFFFF"/>
+            <w:tcMar>
+              <w:top w:w="0" w:type="dxa"/>
+              <w:bottom w:w="0" w:type="dxa"/>
+              <w:left w:w="0" w:type="dxa"/>
+              <w:right w:w="0" w:type="dxa"/>
+            </w:tcMar>
+            <w:vAlign w:val="top"/>
+          </w:tcPr>
+          <w:p>
+            <w:pPr>
+              <w:pStyle w:val="Normal"/>
+              <w:jc w:val="center"/>
+              <w:pBdr>
+                <w:bottom w:val="none" w:sz="0" w:space="0" w:color="000000"/>
+                <w:top w:val="none" w:sz="0" w:space="0" w:color="000000"/>
+                <w:left w:val="none" w:sz="0" w:space="0" w:color="000000"/>
+                <w:right w:val="none" w:sz="0" w:space="0" w:color="000000"/>
+              </w:pBdr>
+              <w:spacing w:after="100" w:before="100" w:line="240"/>
+              <w:ind w:left="100" w:right="100" w:firstLine="0" w:firstLineChars="0"/>
+              <w:rPr>
+                <w:rFonts w:ascii="Helvetica" w:hAnsi="Helvetica" w:eastAsia="Helvetica" w:cs="Helvetica"/>
+                <w:i w:val="false"/>
+                <w:b w:val="false"/>
+                <w:u w:val="none"/>
+                <w:sz w:val="22"/>
+                <w:szCs w:val="22"/>
+                <w:color w:val="000000"/>
+              </w:rPr>
+            </w:pPr>
+            <w:r>
+              <w:rPr>
+                <w:rFonts w:ascii="Helvetica" w:hAnsi="Helvetica" w:eastAsia="Helvetica" w:cs="Helvetica"/>
+                <w:i w:val="false"/>
+                <w:b w:val="false"/>
+                <w:u w:val="none"/>
+                <w:sz w:val="22"/>
+                <w:szCs w:val="22"/>
+                <w:color w:val="000000"/>
+              </w:rPr>
+              <w:t xml:space="preserve">-0.63, 0.83</w:t>
+            </w:r>
+          </w:p>
+        </w:tc>
+        <w:tc>
+          <w:tcPr>
+            <w:tcBorders>
+              <w:bottom w:val="none" w:sz="0" w:space="0" w:color="000000"/>
+              <w:top w:val="none" w:sz="0" w:space="0" w:color="000000"/>
+              <w:left w:val="none" w:sz="0" w:space="0" w:color="000000"/>
+              <w:right w:val="none" w:sz="0" w:space="0" w:color="000000"/>
+            </w:tcBorders>
+            <w:shd w:val="clear" w:color="auto" w:fill="FFFFFF"/>
+            <w:tcMar>
+              <w:top w:w="0" w:type="dxa"/>
+              <w:bottom w:w="0" w:type="dxa"/>
+              <w:left w:w="0" w:type="dxa"/>
+              <w:right w:w="0" w:type="dxa"/>
+            </w:tcMar>
+            <w:vAlign w:val="top"/>
+          </w:tcPr>
+          <w:p>
+            <w:pPr>
+              <w:pStyle w:val="Normal"/>
+              <w:jc w:val="center"/>
+              <w:pBdr>
+                <w:bottom w:val="none" w:sz="0" w:space="0" w:color="000000"/>
+                <w:top w:val="none" w:sz="0" w:space="0" w:color="000000"/>
+                <w:left w:val="none" w:sz="0" w:space="0" w:color="000000"/>
+                <w:right w:val="none" w:sz="0" w:space="0" w:color="000000"/>
+              </w:pBdr>
+              <w:spacing w:after="100" w:before="100" w:line="240"/>
+              <w:ind w:left="100" w:right="100" w:firstLine="0" w:firstLineChars="0"/>
+              <w:rPr>
+                <w:rFonts w:ascii="Helvetica" w:hAnsi="Helvetica" w:eastAsia="Helvetica" w:cs="Helvetica"/>
+                <w:i w:val="false"/>
+                <w:b w:val="false"/>
+                <w:u w:val="none"/>
+                <w:sz w:val="22"/>
+                <w:szCs w:val="22"/>
+                <w:color w:val="000000"/>
+              </w:rPr>
+            </w:pPr>
+            <w:r>
+              <w:rPr>
+                <w:rFonts w:ascii="Helvetica" w:hAnsi="Helvetica" w:eastAsia="Helvetica" w:cs="Helvetica"/>
+                <w:i w:val="false"/>
+                <w:b w:val="false"/>
+                <w:u w:val="none"/>
+                <w:sz w:val="22"/>
+                <w:szCs w:val="22"/>
+                <w:color w:val="000000"/>
+              </w:rPr>
+              <w:t xml:space="preserve">0.785</w:t>
             </w:r>
           </w:p>
         </w:tc>
@@ -5907,113 +5907,113 @@
                 <w:szCs w:val="22"/>
                 <w:color w:val="000000"/>
               </w:rPr>
-              <w:t xml:space="preserve">-1.8</w:t>
-            </w:r>
-          </w:p>
-        </w:tc>
-        <w:tc>
-          <w:tcPr>
-            <w:tcBorders>
-              <w:bottom w:val="none" w:sz="0" w:space="0" w:color="000000"/>
-              <w:top w:val="none" w:sz="0" w:space="0" w:color="000000"/>
-              <w:left w:val="none" w:sz="0" w:space="0" w:color="000000"/>
-              <w:right w:val="none" w:sz="0" w:space="0" w:color="000000"/>
-            </w:tcBorders>
-            <w:shd w:val="clear" w:color="auto" w:fill="FFFFFF"/>
-            <w:tcMar>
-              <w:top w:w="0" w:type="dxa"/>
-              <w:bottom w:w="0" w:type="dxa"/>
-              <w:left w:w="0" w:type="dxa"/>
-              <w:right w:w="0" w:type="dxa"/>
-            </w:tcMar>
-            <w:vAlign w:val="top"/>
-          </w:tcPr>
-          <w:p>
-            <w:pPr>
-              <w:pStyle w:val="Normal"/>
-              <w:jc w:val="center"/>
-              <w:pBdr>
-                <w:bottom w:val="none" w:sz="0" w:space="0" w:color="000000"/>
-                <w:top w:val="none" w:sz="0" w:space="0" w:color="000000"/>
-                <w:left w:val="none" w:sz="0" w:space="0" w:color="000000"/>
-                <w:right w:val="none" w:sz="0" w:space="0" w:color="000000"/>
-              </w:pBdr>
-              <w:spacing w:after="100" w:before="100" w:line="240"/>
-              <w:ind w:left="100" w:right="100" w:firstLine="0" w:firstLineChars="0"/>
-              <w:rPr>
-                <w:rFonts w:ascii="Helvetica" w:hAnsi="Helvetica" w:eastAsia="Helvetica" w:cs="Helvetica"/>
-                <w:i w:val="false"/>
-                <w:b w:val="false"/>
-                <w:u w:val="none"/>
-                <w:sz w:val="22"/>
-                <w:szCs w:val="22"/>
-                <w:color w:val="000000"/>
-              </w:rPr>
-            </w:pPr>
-            <w:r>
-              <w:rPr>
-                <w:rFonts w:ascii="Helvetica" w:hAnsi="Helvetica" w:eastAsia="Helvetica" w:cs="Helvetica"/>
-                <w:i w:val="false"/>
-                <w:b w:val="false"/>
-                <w:u w:val="none"/>
-                <w:sz w:val="22"/>
-                <w:szCs w:val="22"/>
-                <w:color w:val="000000"/>
-              </w:rPr>
-              <w:t xml:space="preserve">-6.2, 2.7</w:t>
-            </w:r>
-          </w:p>
-        </w:tc>
-        <w:tc>
-          <w:tcPr>
-            <w:tcBorders>
-              <w:bottom w:val="none" w:sz="0" w:space="0" w:color="000000"/>
-              <w:top w:val="none" w:sz="0" w:space="0" w:color="000000"/>
-              <w:left w:val="none" w:sz="0" w:space="0" w:color="000000"/>
-              <w:right w:val="none" w:sz="0" w:space="0" w:color="000000"/>
-            </w:tcBorders>
-            <w:shd w:val="clear" w:color="auto" w:fill="FFFFFF"/>
-            <w:tcMar>
-              <w:top w:w="0" w:type="dxa"/>
-              <w:bottom w:w="0" w:type="dxa"/>
-              <w:left w:w="0" w:type="dxa"/>
-              <w:right w:w="0" w:type="dxa"/>
-            </w:tcMar>
-            <w:vAlign w:val="top"/>
-          </w:tcPr>
-          <w:p>
-            <w:pPr>
-              <w:pStyle w:val="Normal"/>
-              <w:jc w:val="center"/>
-              <w:pBdr>
-                <w:bottom w:val="none" w:sz="0" w:space="0" w:color="000000"/>
-                <w:top w:val="none" w:sz="0" w:space="0" w:color="000000"/>
-                <w:left w:val="none" w:sz="0" w:space="0" w:color="000000"/>
-                <w:right w:val="none" w:sz="0" w:space="0" w:color="000000"/>
-              </w:pBdr>
-              <w:spacing w:after="100" w:before="100" w:line="240"/>
-              <w:ind w:left="100" w:right="100" w:firstLine="0" w:firstLineChars="0"/>
-              <w:rPr>
-                <w:rFonts w:ascii="Helvetica" w:hAnsi="Helvetica" w:eastAsia="Helvetica" w:cs="Helvetica"/>
-                <w:i w:val="false"/>
-                <w:b w:val="false"/>
-                <w:u w:val="none"/>
-                <w:sz w:val="22"/>
-                <w:szCs w:val="22"/>
-                <w:color w:val="000000"/>
-              </w:rPr>
-            </w:pPr>
-            <w:r>
-              <w:rPr>
-                <w:rFonts w:ascii="Helvetica" w:hAnsi="Helvetica" w:eastAsia="Helvetica" w:cs="Helvetica"/>
-                <w:i w:val="false"/>
-                <w:b w:val="false"/>
-                <w:u w:val="none"/>
-                <w:sz w:val="22"/>
-                <w:szCs w:val="22"/>
-                <w:color w:val="000000"/>
-              </w:rPr>
-              <w:t xml:space="preserve">0.434</w:t>
+              <w:t xml:space="preserve">-2.3</w:t>
+            </w:r>
+          </w:p>
+        </w:tc>
+        <w:tc>
+          <w:tcPr>
+            <w:tcBorders>
+              <w:bottom w:val="none" w:sz="0" w:space="0" w:color="000000"/>
+              <w:top w:val="none" w:sz="0" w:space="0" w:color="000000"/>
+              <w:left w:val="none" w:sz="0" w:space="0" w:color="000000"/>
+              <w:right w:val="none" w:sz="0" w:space="0" w:color="000000"/>
+            </w:tcBorders>
+            <w:shd w:val="clear" w:color="auto" w:fill="FFFFFF"/>
+            <w:tcMar>
+              <w:top w:w="0" w:type="dxa"/>
+              <w:bottom w:w="0" w:type="dxa"/>
+              <w:left w:w="0" w:type="dxa"/>
+              <w:right w:w="0" w:type="dxa"/>
+            </w:tcMar>
+            <w:vAlign w:val="top"/>
+          </w:tcPr>
+          <w:p>
+            <w:pPr>
+              <w:pStyle w:val="Normal"/>
+              <w:jc w:val="center"/>
+              <w:pBdr>
+                <w:bottom w:val="none" w:sz="0" w:space="0" w:color="000000"/>
+                <w:top w:val="none" w:sz="0" w:space="0" w:color="000000"/>
+                <w:left w:val="none" w:sz="0" w:space="0" w:color="000000"/>
+                <w:right w:val="none" w:sz="0" w:space="0" w:color="000000"/>
+              </w:pBdr>
+              <w:spacing w:after="100" w:before="100" w:line="240"/>
+              <w:ind w:left="100" w:right="100" w:firstLine="0" w:firstLineChars="0"/>
+              <w:rPr>
+                <w:rFonts w:ascii="Helvetica" w:hAnsi="Helvetica" w:eastAsia="Helvetica" w:cs="Helvetica"/>
+                <w:i w:val="false"/>
+                <w:b w:val="false"/>
+                <w:u w:val="none"/>
+                <w:sz w:val="22"/>
+                <w:szCs w:val="22"/>
+                <w:color w:val="000000"/>
+              </w:rPr>
+            </w:pPr>
+            <w:r>
+              <w:rPr>
+                <w:rFonts w:ascii="Helvetica" w:hAnsi="Helvetica" w:eastAsia="Helvetica" w:cs="Helvetica"/>
+                <w:i w:val="false"/>
+                <w:b w:val="false"/>
+                <w:u w:val="none"/>
+                <w:sz w:val="22"/>
+                <w:szCs w:val="22"/>
+                <w:color w:val="000000"/>
+              </w:rPr>
+              <w:t xml:space="preserve">-6.7, 2.0</w:t>
+            </w:r>
+          </w:p>
+        </w:tc>
+        <w:tc>
+          <w:tcPr>
+            <w:tcBorders>
+              <w:bottom w:val="none" w:sz="0" w:space="0" w:color="000000"/>
+              <w:top w:val="none" w:sz="0" w:space="0" w:color="000000"/>
+              <w:left w:val="none" w:sz="0" w:space="0" w:color="000000"/>
+              <w:right w:val="none" w:sz="0" w:space="0" w:color="000000"/>
+            </w:tcBorders>
+            <w:shd w:val="clear" w:color="auto" w:fill="FFFFFF"/>
+            <w:tcMar>
+              <w:top w:w="0" w:type="dxa"/>
+              <w:bottom w:w="0" w:type="dxa"/>
+              <w:left w:w="0" w:type="dxa"/>
+              <w:right w:w="0" w:type="dxa"/>
+            </w:tcMar>
+            <w:vAlign w:val="top"/>
+          </w:tcPr>
+          <w:p>
+            <w:pPr>
+              <w:pStyle w:val="Normal"/>
+              <w:jc w:val="center"/>
+              <w:pBdr>
+                <w:bottom w:val="none" w:sz="0" w:space="0" w:color="000000"/>
+                <w:top w:val="none" w:sz="0" w:space="0" w:color="000000"/>
+                <w:left w:val="none" w:sz="0" w:space="0" w:color="000000"/>
+                <w:right w:val="none" w:sz="0" w:space="0" w:color="000000"/>
+              </w:pBdr>
+              <w:spacing w:after="100" w:before="100" w:line="240"/>
+              <w:ind w:left="100" w:right="100" w:firstLine="0" w:firstLineChars="0"/>
+              <w:rPr>
+                <w:rFonts w:ascii="Helvetica" w:hAnsi="Helvetica" w:eastAsia="Helvetica" w:cs="Helvetica"/>
+                <w:i w:val="false"/>
+                <w:b w:val="false"/>
+                <w:u w:val="none"/>
+                <w:sz w:val="22"/>
+                <w:szCs w:val="22"/>
+                <w:color w:val="000000"/>
+              </w:rPr>
+            </w:pPr>
+            <w:r>
+              <w:rPr>
+                <w:rFonts w:ascii="Helvetica" w:hAnsi="Helvetica" w:eastAsia="Helvetica" w:cs="Helvetica"/>
+                <w:i w:val="false"/>
+                <w:b w:val="false"/>
+                <w:u w:val="none"/>
+                <w:sz w:val="22"/>
+                <w:szCs w:val="22"/>
+                <w:color w:val="000000"/>
+              </w:rPr>
+              <w:t xml:space="preserve">0.292</w:t>
             </w:r>
           </w:p>
         </w:tc>
@@ -7356,113 +7356,113 @@
                 <w:szCs w:val="22"/>
                 <w:color w:val="000000"/>
               </w:rPr>
-              <w:t xml:space="preserve">-0.93</w:t>
-            </w:r>
-          </w:p>
-        </w:tc>
-        <w:tc>
-          <w:tcPr>
-            <w:tcBorders>
-              <w:bottom w:val="none" w:sz="0" w:space="0" w:color="000000"/>
-              <w:top w:val="none" w:sz="0" w:space="0" w:color="000000"/>
-              <w:left w:val="none" w:sz="0" w:space="0" w:color="000000"/>
-              <w:right w:val="none" w:sz="0" w:space="0" w:color="000000"/>
-            </w:tcBorders>
-            <w:shd w:val="clear" w:color="auto" w:fill="FFFFFF"/>
-            <w:tcMar>
-              <w:top w:w="0" w:type="dxa"/>
-              <w:bottom w:w="0" w:type="dxa"/>
-              <w:left w:w="0" w:type="dxa"/>
-              <w:right w:w="0" w:type="dxa"/>
-            </w:tcMar>
-            <w:vAlign w:val="top"/>
-          </w:tcPr>
-          <w:p>
-            <w:pPr>
-              <w:pStyle w:val="Normal"/>
-              <w:jc w:val="center"/>
-              <w:pBdr>
-                <w:bottom w:val="none" w:sz="0" w:space="0" w:color="000000"/>
-                <w:top w:val="none" w:sz="0" w:space="0" w:color="000000"/>
-                <w:left w:val="none" w:sz="0" w:space="0" w:color="000000"/>
-                <w:right w:val="none" w:sz="0" w:space="0" w:color="000000"/>
-              </w:pBdr>
-              <w:spacing w:after="100" w:before="100" w:line="240"/>
-              <w:ind w:left="100" w:right="100" w:firstLine="0" w:firstLineChars="0"/>
-              <w:rPr>
-                <w:rFonts w:ascii="Helvetica" w:hAnsi="Helvetica" w:eastAsia="Helvetica" w:cs="Helvetica"/>
-                <w:i w:val="false"/>
-                <w:b w:val="false"/>
-                <w:u w:val="none"/>
-                <w:sz w:val="22"/>
-                <w:szCs w:val="22"/>
-                <w:color w:val="000000"/>
-              </w:rPr>
-            </w:pPr>
-            <w:r>
-              <w:rPr>
-                <w:rFonts w:ascii="Helvetica" w:hAnsi="Helvetica" w:eastAsia="Helvetica" w:cs="Helvetica"/>
-                <w:i w:val="false"/>
-                <w:b w:val="false"/>
-                <w:u w:val="none"/>
-                <w:sz w:val="22"/>
-                <w:szCs w:val="22"/>
-                <w:color w:val="000000"/>
-              </w:rPr>
-              <w:t xml:space="preserve">-11, 9.2</w:t>
-            </w:r>
-          </w:p>
-        </w:tc>
-        <w:tc>
-          <w:tcPr>
-            <w:tcBorders>
-              <w:bottom w:val="none" w:sz="0" w:space="0" w:color="000000"/>
-              <w:top w:val="none" w:sz="0" w:space="0" w:color="000000"/>
-              <w:left w:val="none" w:sz="0" w:space="0" w:color="000000"/>
-              <w:right w:val="none" w:sz="0" w:space="0" w:color="000000"/>
-            </w:tcBorders>
-            <w:shd w:val="clear" w:color="auto" w:fill="FFFFFF"/>
-            <w:tcMar>
-              <w:top w:w="0" w:type="dxa"/>
-              <w:bottom w:w="0" w:type="dxa"/>
-              <w:left w:w="0" w:type="dxa"/>
-              <w:right w:w="0" w:type="dxa"/>
-            </w:tcMar>
-            <w:vAlign w:val="top"/>
-          </w:tcPr>
-          <w:p>
-            <w:pPr>
-              <w:pStyle w:val="Normal"/>
-              <w:jc w:val="center"/>
-              <w:pBdr>
-                <w:bottom w:val="none" w:sz="0" w:space="0" w:color="000000"/>
-                <w:top w:val="none" w:sz="0" w:space="0" w:color="000000"/>
-                <w:left w:val="none" w:sz="0" w:space="0" w:color="000000"/>
-                <w:right w:val="none" w:sz="0" w:space="0" w:color="000000"/>
-              </w:pBdr>
-              <w:spacing w:after="100" w:before="100" w:line="240"/>
-              <w:ind w:left="100" w:right="100" w:firstLine="0" w:firstLineChars="0"/>
-              <w:rPr>
-                <w:rFonts w:ascii="Helvetica" w:hAnsi="Helvetica" w:eastAsia="Helvetica" w:cs="Helvetica"/>
-                <w:i w:val="false"/>
-                <w:b w:val="false"/>
-                <w:u w:val="none"/>
-                <w:sz w:val="22"/>
-                <w:szCs w:val="22"/>
-                <w:color w:val="000000"/>
-              </w:rPr>
-            </w:pPr>
-            <w:r>
-              <w:rPr>
-                <w:rFonts w:ascii="Helvetica" w:hAnsi="Helvetica" w:eastAsia="Helvetica" w:cs="Helvetica"/>
-                <w:i w:val="false"/>
-                <w:b w:val="false"/>
-                <w:u w:val="none"/>
-                <w:sz w:val="22"/>
-                <w:szCs w:val="22"/>
-                <w:color w:val="000000"/>
-              </w:rPr>
-              <w:t xml:space="preserve">0.856</w:t>
+              <w:t xml:space="preserve">0.05</w:t>
+            </w:r>
+          </w:p>
+        </w:tc>
+        <w:tc>
+          <w:tcPr>
+            <w:tcBorders>
+              <w:bottom w:val="none" w:sz="0" w:space="0" w:color="000000"/>
+              <w:top w:val="none" w:sz="0" w:space="0" w:color="000000"/>
+              <w:left w:val="none" w:sz="0" w:space="0" w:color="000000"/>
+              <w:right w:val="none" w:sz="0" w:space="0" w:color="000000"/>
+            </w:tcBorders>
+            <w:shd w:val="clear" w:color="auto" w:fill="FFFFFF"/>
+            <w:tcMar>
+              <w:top w:w="0" w:type="dxa"/>
+              <w:bottom w:w="0" w:type="dxa"/>
+              <w:left w:w="0" w:type="dxa"/>
+              <w:right w:w="0" w:type="dxa"/>
+            </w:tcMar>
+            <w:vAlign w:val="top"/>
+          </w:tcPr>
+          <w:p>
+            <w:pPr>
+              <w:pStyle w:val="Normal"/>
+              <w:jc w:val="center"/>
+              <w:pBdr>
+                <w:bottom w:val="none" w:sz="0" w:space="0" w:color="000000"/>
+                <w:top w:val="none" w:sz="0" w:space="0" w:color="000000"/>
+                <w:left w:val="none" w:sz="0" w:space="0" w:color="000000"/>
+                <w:right w:val="none" w:sz="0" w:space="0" w:color="000000"/>
+              </w:pBdr>
+              <w:spacing w:after="100" w:before="100" w:line="240"/>
+              <w:ind w:left="100" w:right="100" w:firstLine="0" w:firstLineChars="0"/>
+              <w:rPr>
+                <w:rFonts w:ascii="Helvetica" w:hAnsi="Helvetica" w:eastAsia="Helvetica" w:cs="Helvetica"/>
+                <w:i w:val="false"/>
+                <w:b w:val="false"/>
+                <w:u w:val="none"/>
+                <w:sz w:val="22"/>
+                <w:szCs w:val="22"/>
+                <w:color w:val="000000"/>
+              </w:rPr>
+            </w:pPr>
+            <w:r>
+              <w:rPr>
+                <w:rFonts w:ascii="Helvetica" w:hAnsi="Helvetica" w:eastAsia="Helvetica" w:cs="Helvetica"/>
+                <w:i w:val="false"/>
+                <w:b w:val="false"/>
+                <w:u w:val="none"/>
+                <w:sz w:val="22"/>
+                <w:szCs w:val="22"/>
+                <w:color w:val="000000"/>
+              </w:rPr>
+              <w:t xml:space="preserve">-9.9, 10</w:t>
+            </w:r>
+          </w:p>
+        </w:tc>
+        <w:tc>
+          <w:tcPr>
+            <w:tcBorders>
+              <w:bottom w:val="none" w:sz="0" w:space="0" w:color="000000"/>
+              <w:top w:val="none" w:sz="0" w:space="0" w:color="000000"/>
+              <w:left w:val="none" w:sz="0" w:space="0" w:color="000000"/>
+              <w:right w:val="none" w:sz="0" w:space="0" w:color="000000"/>
+            </w:tcBorders>
+            <w:shd w:val="clear" w:color="auto" w:fill="FFFFFF"/>
+            <w:tcMar>
+              <w:top w:w="0" w:type="dxa"/>
+              <w:bottom w:w="0" w:type="dxa"/>
+              <w:left w:w="0" w:type="dxa"/>
+              <w:right w:w="0" w:type="dxa"/>
+            </w:tcMar>
+            <w:vAlign w:val="top"/>
+          </w:tcPr>
+          <w:p>
+            <w:pPr>
+              <w:pStyle w:val="Normal"/>
+              <w:jc w:val="center"/>
+              <w:pBdr>
+                <w:bottom w:val="none" w:sz="0" w:space="0" w:color="000000"/>
+                <w:top w:val="none" w:sz="0" w:space="0" w:color="000000"/>
+                <w:left w:val="none" w:sz="0" w:space="0" w:color="000000"/>
+                <w:right w:val="none" w:sz="0" w:space="0" w:color="000000"/>
+              </w:pBdr>
+              <w:spacing w:after="100" w:before="100" w:line="240"/>
+              <w:ind w:left="100" w:right="100" w:firstLine="0" w:firstLineChars="0"/>
+              <w:rPr>
+                <w:rFonts w:ascii="Helvetica" w:hAnsi="Helvetica" w:eastAsia="Helvetica" w:cs="Helvetica"/>
+                <w:i w:val="false"/>
+                <w:b w:val="false"/>
+                <w:u w:val="none"/>
+                <w:sz w:val="22"/>
+                <w:szCs w:val="22"/>
+                <w:color w:val="000000"/>
+              </w:rPr>
+            </w:pPr>
+            <w:r>
+              <w:rPr>
+                <w:rFonts w:ascii="Helvetica" w:hAnsi="Helvetica" w:eastAsia="Helvetica" w:cs="Helvetica"/>
+                <w:i w:val="false"/>
+                <w:b w:val="false"/>
+                <w:u w:val="none"/>
+                <w:sz w:val="22"/>
+                <w:szCs w:val="22"/>
+                <w:color w:val="000000"/>
+              </w:rPr>
+              <w:t xml:space="preserve">0.992</w:t>
             </w:r>
           </w:p>
         </w:tc>
@@ -7892,60 +7892,60 @@
                 <w:szCs w:val="22"/>
                 <w:color w:val="000000"/>
               </w:rPr>
-              <w:t xml:space="preserve">-7.3, 17</w:t>
-            </w:r>
-          </w:p>
-        </w:tc>
-        <w:tc>
-          <w:tcPr>
-            <w:tcBorders>
-              <w:bottom w:val="none" w:sz="0" w:space="0" w:color="000000"/>
-              <w:top w:val="none" w:sz="0" w:space="0" w:color="000000"/>
-              <w:left w:val="none" w:sz="0" w:space="0" w:color="000000"/>
-              <w:right w:val="none" w:sz="0" w:space="0" w:color="000000"/>
-            </w:tcBorders>
-            <w:shd w:val="clear" w:color="auto" w:fill="FFFFFF"/>
-            <w:tcMar>
-              <w:top w:w="0" w:type="dxa"/>
-              <w:bottom w:w="0" w:type="dxa"/>
-              <w:left w:w="0" w:type="dxa"/>
-              <w:right w:w="0" w:type="dxa"/>
-            </w:tcMar>
-            <w:vAlign w:val="top"/>
-          </w:tcPr>
-          <w:p>
-            <w:pPr>
-              <w:pStyle w:val="Normal"/>
-              <w:jc w:val="center"/>
-              <w:pBdr>
-                <w:bottom w:val="none" w:sz="0" w:space="0" w:color="000000"/>
-                <w:top w:val="none" w:sz="0" w:space="0" w:color="000000"/>
-                <w:left w:val="none" w:sz="0" w:space="0" w:color="000000"/>
-                <w:right w:val="none" w:sz="0" w:space="0" w:color="000000"/>
-              </w:pBdr>
-              <w:spacing w:after="100" w:before="100" w:line="240"/>
-              <w:ind w:left="100" w:right="100" w:firstLine="0" w:firstLineChars="0"/>
-              <w:rPr>
-                <w:rFonts w:ascii="Helvetica" w:hAnsi="Helvetica" w:eastAsia="Helvetica" w:cs="Helvetica"/>
-                <w:i w:val="false"/>
-                <w:b w:val="false"/>
-                <w:u w:val="none"/>
-                <w:sz w:val="22"/>
-                <w:szCs w:val="22"/>
-                <w:color w:val="000000"/>
-              </w:rPr>
-            </w:pPr>
-            <w:r>
-              <w:rPr>
-                <w:rFonts w:ascii="Helvetica" w:hAnsi="Helvetica" w:eastAsia="Helvetica" w:cs="Helvetica"/>
-                <w:i w:val="false"/>
-                <w:b w:val="false"/>
-                <w:u w:val="none"/>
-                <w:sz w:val="22"/>
-                <w:szCs w:val="22"/>
-                <w:color w:val="000000"/>
-              </w:rPr>
-              <w:t xml:space="preserve">0.447</w:t>
+              <w:t xml:space="preserve">-7.0, 16</w:t>
+            </w:r>
+          </w:p>
+        </w:tc>
+        <w:tc>
+          <w:tcPr>
+            <w:tcBorders>
+              <w:bottom w:val="none" w:sz="0" w:space="0" w:color="000000"/>
+              <w:top w:val="none" w:sz="0" w:space="0" w:color="000000"/>
+              <w:left w:val="none" w:sz="0" w:space="0" w:color="000000"/>
+              <w:right w:val="none" w:sz="0" w:space="0" w:color="000000"/>
+            </w:tcBorders>
+            <w:shd w:val="clear" w:color="auto" w:fill="FFFFFF"/>
+            <w:tcMar>
+              <w:top w:w="0" w:type="dxa"/>
+              <w:bottom w:w="0" w:type="dxa"/>
+              <w:left w:w="0" w:type="dxa"/>
+              <w:right w:w="0" w:type="dxa"/>
+            </w:tcMar>
+            <w:vAlign w:val="top"/>
+          </w:tcPr>
+          <w:p>
+            <w:pPr>
+              <w:pStyle w:val="Normal"/>
+              <w:jc w:val="center"/>
+              <w:pBdr>
+                <w:bottom w:val="none" w:sz="0" w:space="0" w:color="000000"/>
+                <w:top w:val="none" w:sz="0" w:space="0" w:color="000000"/>
+                <w:left w:val="none" w:sz="0" w:space="0" w:color="000000"/>
+                <w:right w:val="none" w:sz="0" w:space="0" w:color="000000"/>
+              </w:pBdr>
+              <w:spacing w:after="100" w:before="100" w:line="240"/>
+              <w:ind w:left="100" w:right="100" w:firstLine="0" w:firstLineChars="0"/>
+              <w:rPr>
+                <w:rFonts w:ascii="Helvetica" w:hAnsi="Helvetica" w:eastAsia="Helvetica" w:cs="Helvetica"/>
+                <w:i w:val="false"/>
+                <w:b w:val="false"/>
+                <w:u w:val="none"/>
+                <w:sz w:val="22"/>
+                <w:szCs w:val="22"/>
+                <w:color w:val="000000"/>
+              </w:rPr>
+            </w:pPr>
+            <w:r>
+              <w:rPr>
+                <w:rFonts w:ascii="Helvetica" w:hAnsi="Helvetica" w:eastAsia="Helvetica" w:cs="Helvetica"/>
+                <w:i w:val="false"/>
+                <w:b w:val="false"/>
+                <w:u w:val="none"/>
+                <w:sz w:val="22"/>
+                <w:szCs w:val="22"/>
+                <w:color w:val="000000"/>
+              </w:rPr>
+              <w:t xml:space="preserve">0.435</w:t>
             </w:r>
           </w:p>
         </w:tc>
@@ -8322,113 +8322,113 @@
                 <w:szCs w:val="22"/>
                 <w:color w:val="000000"/>
               </w:rPr>
-              <w:t xml:space="preserve">12</w:t>
-            </w:r>
-          </w:p>
-        </w:tc>
-        <w:tc>
-          <w:tcPr>
-            <w:tcBorders>
-              <w:bottom w:val="none" w:sz="0" w:space="0" w:color="000000"/>
-              <w:top w:val="none" w:sz="0" w:space="0" w:color="000000"/>
-              <w:left w:val="none" w:sz="0" w:space="0" w:color="000000"/>
-              <w:right w:val="none" w:sz="0" w:space="0" w:color="000000"/>
-            </w:tcBorders>
-            <w:shd w:val="clear" w:color="auto" w:fill="FFFFFF"/>
-            <w:tcMar>
-              <w:top w:w="0" w:type="dxa"/>
-              <w:bottom w:w="0" w:type="dxa"/>
-              <w:left w:w="0" w:type="dxa"/>
-              <w:right w:w="0" w:type="dxa"/>
-            </w:tcMar>
-            <w:vAlign w:val="top"/>
-          </w:tcPr>
-          <w:p>
-            <w:pPr>
-              <w:pStyle w:val="Normal"/>
-              <w:jc w:val="center"/>
-              <w:pBdr>
-                <w:bottom w:val="none" w:sz="0" w:space="0" w:color="000000"/>
-                <w:top w:val="none" w:sz="0" w:space="0" w:color="000000"/>
-                <w:left w:val="none" w:sz="0" w:space="0" w:color="000000"/>
-                <w:right w:val="none" w:sz="0" w:space="0" w:color="000000"/>
-              </w:pBdr>
-              <w:spacing w:after="100" w:before="100" w:line="240"/>
-              <w:ind w:left="100" w:right="100" w:firstLine="0" w:firstLineChars="0"/>
-              <w:rPr>
-                <w:rFonts w:ascii="Helvetica" w:hAnsi="Helvetica" w:eastAsia="Helvetica" w:cs="Helvetica"/>
-                <w:i w:val="false"/>
-                <w:b w:val="false"/>
-                <w:u w:val="none"/>
-                <w:sz w:val="22"/>
-                <w:szCs w:val="22"/>
-                <w:color w:val="000000"/>
-              </w:rPr>
-            </w:pPr>
-            <w:r>
-              <w:rPr>
-                <w:rFonts w:ascii="Helvetica" w:hAnsi="Helvetica" w:eastAsia="Helvetica" w:cs="Helvetica"/>
-                <w:i w:val="false"/>
-                <w:b w:val="false"/>
-                <w:u w:val="none"/>
-                <w:sz w:val="22"/>
-                <w:szCs w:val="22"/>
-                <w:color w:val="000000"/>
-              </w:rPr>
-              <w:t xml:space="preserve">0.27, 23</w:t>
-            </w:r>
-          </w:p>
-        </w:tc>
-        <w:tc>
-          <w:tcPr>
-            <w:tcBorders>
-              <w:bottom w:val="none" w:sz="0" w:space="0" w:color="000000"/>
-              <w:top w:val="none" w:sz="0" w:space="0" w:color="000000"/>
-              <w:left w:val="none" w:sz="0" w:space="0" w:color="000000"/>
-              <w:right w:val="none" w:sz="0" w:space="0" w:color="000000"/>
-            </w:tcBorders>
-            <w:shd w:val="clear" w:color="auto" w:fill="FFFFFF"/>
-            <w:tcMar>
-              <w:top w:w="0" w:type="dxa"/>
-              <w:bottom w:w="0" w:type="dxa"/>
-              <w:left w:w="0" w:type="dxa"/>
-              <w:right w:w="0" w:type="dxa"/>
-            </w:tcMar>
-            <w:vAlign w:val="top"/>
-          </w:tcPr>
-          <w:p>
-            <w:pPr>
-              <w:pStyle w:val="Normal"/>
-              <w:jc w:val="center"/>
-              <w:pBdr>
-                <w:bottom w:val="none" w:sz="0" w:space="0" w:color="000000"/>
-                <w:top w:val="none" w:sz="0" w:space="0" w:color="000000"/>
-                <w:left w:val="none" w:sz="0" w:space="0" w:color="000000"/>
-                <w:right w:val="none" w:sz="0" w:space="0" w:color="000000"/>
-              </w:pBdr>
-              <w:spacing w:after="100" w:before="100" w:line="240"/>
-              <w:ind w:left="100" w:right="100" w:firstLine="0" w:firstLineChars="0"/>
-              <w:rPr>
-                <w:rFonts w:ascii="Helvetica" w:hAnsi="Helvetica" w:eastAsia="Helvetica" w:cs="Helvetica"/>
-                <w:i w:val="false"/>
-                <w:b w:val="false"/>
-                <w:u w:val="none"/>
-                <w:sz w:val="22"/>
-                <w:szCs w:val="22"/>
-                <w:color w:val="000000"/>
-              </w:rPr>
-            </w:pPr>
-            <w:r>
-              <w:rPr>
-                <w:rFonts w:ascii="Helvetica" w:hAnsi="Helvetica" w:eastAsia="Helvetica" w:cs="Helvetica"/>
-                <w:i w:val="false"/>
-                <w:b w:val="false"/>
-                <w:u w:val="none"/>
-                <w:sz w:val="22"/>
-                <w:szCs w:val="22"/>
-                <w:color w:val="000000"/>
-              </w:rPr>
-              <w:t xml:space="preserve">0.045</w:t>
+              <w:t xml:space="preserve">11</w:t>
+            </w:r>
+          </w:p>
+        </w:tc>
+        <w:tc>
+          <w:tcPr>
+            <w:tcBorders>
+              <w:bottom w:val="none" w:sz="0" w:space="0" w:color="000000"/>
+              <w:top w:val="none" w:sz="0" w:space="0" w:color="000000"/>
+              <w:left w:val="none" w:sz="0" w:space="0" w:color="000000"/>
+              <w:right w:val="none" w:sz="0" w:space="0" w:color="000000"/>
+            </w:tcBorders>
+            <w:shd w:val="clear" w:color="auto" w:fill="FFFFFF"/>
+            <w:tcMar>
+              <w:top w:w="0" w:type="dxa"/>
+              <w:bottom w:w="0" w:type="dxa"/>
+              <w:left w:w="0" w:type="dxa"/>
+              <w:right w:w="0" w:type="dxa"/>
+            </w:tcMar>
+            <w:vAlign w:val="top"/>
+          </w:tcPr>
+          <w:p>
+            <w:pPr>
+              <w:pStyle w:val="Normal"/>
+              <w:jc w:val="center"/>
+              <w:pBdr>
+                <w:bottom w:val="none" w:sz="0" w:space="0" w:color="000000"/>
+                <w:top w:val="none" w:sz="0" w:space="0" w:color="000000"/>
+                <w:left w:val="none" w:sz="0" w:space="0" w:color="000000"/>
+                <w:right w:val="none" w:sz="0" w:space="0" w:color="000000"/>
+              </w:pBdr>
+              <w:spacing w:after="100" w:before="100" w:line="240"/>
+              <w:ind w:left="100" w:right="100" w:firstLine="0" w:firstLineChars="0"/>
+              <w:rPr>
+                <w:rFonts w:ascii="Helvetica" w:hAnsi="Helvetica" w:eastAsia="Helvetica" w:cs="Helvetica"/>
+                <w:i w:val="false"/>
+                <w:b w:val="false"/>
+                <w:u w:val="none"/>
+                <w:sz w:val="22"/>
+                <w:szCs w:val="22"/>
+                <w:color w:val="000000"/>
+              </w:rPr>
+            </w:pPr>
+            <w:r>
+              <w:rPr>
+                <w:rFonts w:ascii="Helvetica" w:hAnsi="Helvetica" w:eastAsia="Helvetica" w:cs="Helvetica"/>
+                <w:i w:val="false"/>
+                <w:b w:val="false"/>
+                <w:u w:val="none"/>
+                <w:sz w:val="22"/>
+                <w:szCs w:val="22"/>
+                <w:color w:val="000000"/>
+              </w:rPr>
+              <w:t xml:space="preserve">0.18, 22</w:t>
+            </w:r>
+          </w:p>
+        </w:tc>
+        <w:tc>
+          <w:tcPr>
+            <w:tcBorders>
+              <w:bottom w:val="none" w:sz="0" w:space="0" w:color="000000"/>
+              <w:top w:val="none" w:sz="0" w:space="0" w:color="000000"/>
+              <w:left w:val="none" w:sz="0" w:space="0" w:color="000000"/>
+              <w:right w:val="none" w:sz="0" w:space="0" w:color="000000"/>
+            </w:tcBorders>
+            <w:shd w:val="clear" w:color="auto" w:fill="FFFFFF"/>
+            <w:tcMar>
+              <w:top w:w="0" w:type="dxa"/>
+              <w:bottom w:w="0" w:type="dxa"/>
+              <w:left w:w="0" w:type="dxa"/>
+              <w:right w:w="0" w:type="dxa"/>
+            </w:tcMar>
+            <w:vAlign w:val="top"/>
+          </w:tcPr>
+          <w:p>
+            <w:pPr>
+              <w:pStyle w:val="Normal"/>
+              <w:jc w:val="center"/>
+              <w:pBdr>
+                <w:bottom w:val="none" w:sz="0" w:space="0" w:color="000000"/>
+                <w:top w:val="none" w:sz="0" w:space="0" w:color="000000"/>
+                <w:left w:val="none" w:sz="0" w:space="0" w:color="000000"/>
+                <w:right w:val="none" w:sz="0" w:space="0" w:color="000000"/>
+              </w:pBdr>
+              <w:spacing w:after="100" w:before="100" w:line="240"/>
+              <w:ind w:left="100" w:right="100" w:firstLine="0" w:firstLineChars="0"/>
+              <w:rPr>
+                <w:rFonts w:ascii="Helvetica" w:hAnsi="Helvetica" w:eastAsia="Helvetica" w:cs="Helvetica"/>
+                <w:i w:val="false"/>
+                <w:b w:val="false"/>
+                <w:u w:val="none"/>
+                <w:sz w:val="22"/>
+                <w:szCs w:val="22"/>
+                <w:color w:val="000000"/>
+              </w:rPr>
+            </w:pPr>
+            <w:r>
+              <w:rPr>
+                <w:rFonts w:ascii="Helvetica" w:hAnsi="Helvetica" w:eastAsia="Helvetica" w:cs="Helvetica"/>
+                <w:i w:val="false"/>
+                <w:b w:val="false"/>
+                <w:u w:val="none"/>
+                <w:sz w:val="22"/>
+                <w:szCs w:val="22"/>
+                <w:color w:val="000000"/>
+              </w:rPr>
+              <w:t xml:space="preserve">0.047</w:t>
             </w:r>
           </w:p>
         </w:tc>
@@ -8805,113 +8805,113 @@
                 <w:szCs w:val="22"/>
                 <w:color w:val="000000"/>
               </w:rPr>
-              <w:t xml:space="preserve">6.9</w:t>
-            </w:r>
-          </w:p>
-        </w:tc>
-        <w:tc>
-          <w:tcPr>
-            <w:tcBorders>
-              <w:bottom w:val="none" w:sz="0" w:space="0" w:color="000000"/>
-              <w:top w:val="none" w:sz="0" w:space="0" w:color="000000"/>
-              <w:left w:val="none" w:sz="0" w:space="0" w:color="000000"/>
-              <w:right w:val="none" w:sz="0" w:space="0" w:color="000000"/>
-            </w:tcBorders>
-            <w:shd w:val="clear" w:color="auto" w:fill="FFFFFF"/>
-            <w:tcMar>
-              <w:top w:w="0" w:type="dxa"/>
-              <w:bottom w:w="0" w:type="dxa"/>
-              <w:left w:w="0" w:type="dxa"/>
-              <w:right w:w="0" w:type="dxa"/>
-            </w:tcMar>
-            <w:vAlign w:val="top"/>
-          </w:tcPr>
-          <w:p>
-            <w:pPr>
-              <w:pStyle w:val="Normal"/>
-              <w:jc w:val="center"/>
-              <w:pBdr>
-                <w:bottom w:val="none" w:sz="0" w:space="0" w:color="000000"/>
-                <w:top w:val="none" w:sz="0" w:space="0" w:color="000000"/>
-                <w:left w:val="none" w:sz="0" w:space="0" w:color="000000"/>
-                <w:right w:val="none" w:sz="0" w:space="0" w:color="000000"/>
-              </w:pBdr>
-              <w:spacing w:after="100" w:before="100" w:line="240"/>
-              <w:ind w:left="100" w:right="100" w:firstLine="0" w:firstLineChars="0"/>
-              <w:rPr>
-                <w:rFonts w:ascii="Helvetica" w:hAnsi="Helvetica" w:eastAsia="Helvetica" w:cs="Helvetica"/>
-                <w:i w:val="false"/>
-                <w:b w:val="false"/>
-                <w:u w:val="none"/>
-                <w:sz w:val="22"/>
-                <w:szCs w:val="22"/>
-                <w:color w:val="000000"/>
-              </w:rPr>
-            </w:pPr>
-            <w:r>
-              <w:rPr>
-                <w:rFonts w:ascii="Helvetica" w:hAnsi="Helvetica" w:eastAsia="Helvetica" w:cs="Helvetica"/>
-                <w:i w:val="false"/>
-                <w:b w:val="false"/>
-                <w:u w:val="none"/>
-                <w:sz w:val="22"/>
-                <w:szCs w:val="22"/>
-                <w:color w:val="000000"/>
-              </w:rPr>
-              <w:t xml:space="preserve">-4.0, 18</w:t>
-            </w:r>
-          </w:p>
-        </w:tc>
-        <w:tc>
-          <w:tcPr>
-            <w:tcBorders>
-              <w:bottom w:val="none" w:sz="0" w:space="0" w:color="000000"/>
-              <w:top w:val="none" w:sz="0" w:space="0" w:color="000000"/>
-              <w:left w:val="none" w:sz="0" w:space="0" w:color="000000"/>
-              <w:right w:val="none" w:sz="0" w:space="0" w:color="000000"/>
-            </w:tcBorders>
-            <w:shd w:val="clear" w:color="auto" w:fill="FFFFFF"/>
-            <w:tcMar>
-              <w:top w:w="0" w:type="dxa"/>
-              <w:bottom w:w="0" w:type="dxa"/>
-              <w:left w:w="0" w:type="dxa"/>
-              <w:right w:w="0" w:type="dxa"/>
-            </w:tcMar>
-            <w:vAlign w:val="top"/>
-          </w:tcPr>
-          <w:p>
-            <w:pPr>
-              <w:pStyle w:val="Normal"/>
-              <w:jc w:val="center"/>
-              <w:pBdr>
-                <w:bottom w:val="none" w:sz="0" w:space="0" w:color="000000"/>
-                <w:top w:val="none" w:sz="0" w:space="0" w:color="000000"/>
-                <w:left w:val="none" w:sz="0" w:space="0" w:color="000000"/>
-                <w:right w:val="none" w:sz="0" w:space="0" w:color="000000"/>
-              </w:pBdr>
-              <w:spacing w:after="100" w:before="100" w:line="240"/>
-              <w:ind w:left="100" w:right="100" w:firstLine="0" w:firstLineChars="0"/>
-              <w:rPr>
-                <w:rFonts w:ascii="Helvetica" w:hAnsi="Helvetica" w:eastAsia="Helvetica" w:cs="Helvetica"/>
-                <w:i w:val="false"/>
-                <w:b w:val="false"/>
-                <w:u w:val="none"/>
-                <w:sz w:val="22"/>
-                <w:szCs w:val="22"/>
-                <w:color w:val="000000"/>
-              </w:rPr>
-            </w:pPr>
-            <w:r>
-              <w:rPr>
-                <w:rFonts w:ascii="Helvetica" w:hAnsi="Helvetica" w:eastAsia="Helvetica" w:cs="Helvetica"/>
-                <w:i w:val="false"/>
-                <w:b w:val="false"/>
-                <w:u w:val="none"/>
-                <w:sz w:val="22"/>
-                <w:szCs w:val="22"/>
-                <w:color w:val="000000"/>
-              </w:rPr>
-              <w:t xml:space="preserve">0.214</w:t>
+              <w:t xml:space="preserve">7.5</w:t>
+            </w:r>
+          </w:p>
+        </w:tc>
+        <w:tc>
+          <w:tcPr>
+            <w:tcBorders>
+              <w:bottom w:val="none" w:sz="0" w:space="0" w:color="000000"/>
+              <w:top w:val="none" w:sz="0" w:space="0" w:color="000000"/>
+              <w:left w:val="none" w:sz="0" w:space="0" w:color="000000"/>
+              <w:right w:val="none" w:sz="0" w:space="0" w:color="000000"/>
+            </w:tcBorders>
+            <w:shd w:val="clear" w:color="auto" w:fill="FFFFFF"/>
+            <w:tcMar>
+              <w:top w:w="0" w:type="dxa"/>
+              <w:bottom w:w="0" w:type="dxa"/>
+              <w:left w:w="0" w:type="dxa"/>
+              <w:right w:w="0" w:type="dxa"/>
+            </w:tcMar>
+            <w:vAlign w:val="top"/>
+          </w:tcPr>
+          <w:p>
+            <w:pPr>
+              <w:pStyle w:val="Normal"/>
+              <w:jc w:val="center"/>
+              <w:pBdr>
+                <w:bottom w:val="none" w:sz="0" w:space="0" w:color="000000"/>
+                <w:top w:val="none" w:sz="0" w:space="0" w:color="000000"/>
+                <w:left w:val="none" w:sz="0" w:space="0" w:color="000000"/>
+                <w:right w:val="none" w:sz="0" w:space="0" w:color="000000"/>
+              </w:pBdr>
+              <w:spacing w:after="100" w:before="100" w:line="240"/>
+              <w:ind w:left="100" w:right="100" w:firstLine="0" w:firstLineChars="0"/>
+              <w:rPr>
+                <w:rFonts w:ascii="Helvetica" w:hAnsi="Helvetica" w:eastAsia="Helvetica" w:cs="Helvetica"/>
+                <w:i w:val="false"/>
+                <w:b w:val="false"/>
+                <w:u w:val="none"/>
+                <w:sz w:val="22"/>
+                <w:szCs w:val="22"/>
+                <w:color w:val="000000"/>
+              </w:rPr>
+            </w:pPr>
+            <w:r>
+              <w:rPr>
+                <w:rFonts w:ascii="Helvetica" w:hAnsi="Helvetica" w:eastAsia="Helvetica" w:cs="Helvetica"/>
+                <w:i w:val="false"/>
+                <w:b w:val="false"/>
+                <w:u w:val="none"/>
+                <w:sz w:val="22"/>
+                <w:szCs w:val="22"/>
+                <w:color w:val="000000"/>
+              </w:rPr>
+              <w:t xml:space="preserve">-3.2, 18</w:t>
+            </w:r>
+          </w:p>
+        </w:tc>
+        <w:tc>
+          <w:tcPr>
+            <w:tcBorders>
+              <w:bottom w:val="none" w:sz="0" w:space="0" w:color="000000"/>
+              <w:top w:val="none" w:sz="0" w:space="0" w:color="000000"/>
+              <w:left w:val="none" w:sz="0" w:space="0" w:color="000000"/>
+              <w:right w:val="none" w:sz="0" w:space="0" w:color="000000"/>
+            </w:tcBorders>
+            <w:shd w:val="clear" w:color="auto" w:fill="FFFFFF"/>
+            <w:tcMar>
+              <w:top w:w="0" w:type="dxa"/>
+              <w:bottom w:w="0" w:type="dxa"/>
+              <w:left w:w="0" w:type="dxa"/>
+              <w:right w:w="0" w:type="dxa"/>
+            </w:tcMar>
+            <w:vAlign w:val="top"/>
+          </w:tcPr>
+          <w:p>
+            <w:pPr>
+              <w:pStyle w:val="Normal"/>
+              <w:jc w:val="center"/>
+              <w:pBdr>
+                <w:bottom w:val="none" w:sz="0" w:space="0" w:color="000000"/>
+                <w:top w:val="none" w:sz="0" w:space="0" w:color="000000"/>
+                <w:left w:val="none" w:sz="0" w:space="0" w:color="000000"/>
+                <w:right w:val="none" w:sz="0" w:space="0" w:color="000000"/>
+              </w:pBdr>
+              <w:spacing w:after="100" w:before="100" w:line="240"/>
+              <w:ind w:left="100" w:right="100" w:firstLine="0" w:firstLineChars="0"/>
+              <w:rPr>
+                <w:rFonts w:ascii="Helvetica" w:hAnsi="Helvetica" w:eastAsia="Helvetica" w:cs="Helvetica"/>
+                <w:i w:val="false"/>
+                <w:b w:val="false"/>
+                <w:u w:val="none"/>
+                <w:sz w:val="22"/>
+                <w:szCs w:val="22"/>
+                <w:color w:val="000000"/>
+              </w:rPr>
+            </w:pPr>
+            <w:r>
+              <w:rPr>
+                <w:rFonts w:ascii="Helvetica" w:hAnsi="Helvetica" w:eastAsia="Helvetica" w:cs="Helvetica"/>
+                <w:i w:val="false"/>
+                <w:b w:val="false"/>
+                <w:u w:val="none"/>
+                <w:sz w:val="22"/>
+                <w:szCs w:val="22"/>
+                <w:color w:val="000000"/>
+              </w:rPr>
+              <w:t xml:space="preserve">0.168</w:t>
             </w:r>
           </w:p>
         </w:tc>
@@ -9341,60 +9341,60 @@
                 <w:szCs w:val="22"/>
                 <w:color w:val="000000"/>
               </w:rPr>
-              <w:t xml:space="preserve">4.6, 25</w:t>
-            </w:r>
-          </w:p>
-        </w:tc>
-        <w:tc>
-          <w:tcPr>
-            <w:tcBorders>
-              <w:bottom w:val="none" w:sz="0" w:space="0" w:color="000000"/>
-              <w:top w:val="none" w:sz="0" w:space="0" w:color="000000"/>
-              <w:left w:val="none" w:sz="0" w:space="0" w:color="000000"/>
-              <w:right w:val="none" w:sz="0" w:space="0" w:color="000000"/>
-            </w:tcBorders>
-            <w:shd w:val="clear" w:color="auto" w:fill="FFFFFF"/>
-            <w:tcMar>
-              <w:top w:w="0" w:type="dxa"/>
-              <w:bottom w:w="0" w:type="dxa"/>
-              <w:left w:w="0" w:type="dxa"/>
-              <w:right w:w="0" w:type="dxa"/>
-            </w:tcMar>
-            <w:vAlign w:val="top"/>
-          </w:tcPr>
-          <w:p>
-            <w:pPr>
-              <w:pStyle w:val="Normal"/>
-              <w:jc w:val="center"/>
-              <w:pBdr>
-                <w:bottom w:val="none" w:sz="0" w:space="0" w:color="000000"/>
-                <w:top w:val="none" w:sz="0" w:space="0" w:color="000000"/>
-                <w:left w:val="none" w:sz="0" w:space="0" w:color="000000"/>
-                <w:right w:val="none" w:sz="0" w:space="0" w:color="000000"/>
-              </w:pBdr>
-              <w:spacing w:after="100" w:before="100" w:line="240"/>
-              <w:ind w:left="100" w:right="100" w:firstLine="0" w:firstLineChars="0"/>
-              <w:rPr>
-                <w:rFonts w:ascii="Helvetica" w:hAnsi="Helvetica" w:eastAsia="Helvetica" w:cs="Helvetica"/>
-                <w:i w:val="false"/>
-                <w:b w:val="false"/>
-                <w:u w:val="none"/>
-                <w:sz w:val="22"/>
-                <w:szCs w:val="22"/>
-                <w:color w:val="000000"/>
-              </w:rPr>
-            </w:pPr>
-            <w:r>
-              <w:rPr>
-                <w:rFonts w:ascii="Helvetica" w:hAnsi="Helvetica" w:eastAsia="Helvetica" w:cs="Helvetica"/>
-                <w:i w:val="false"/>
-                <w:b w:val="false"/>
-                <w:u w:val="none"/>
-                <w:sz w:val="22"/>
-                <w:szCs w:val="22"/>
-                <w:color w:val="000000"/>
-              </w:rPr>
-              <w:t xml:space="preserve">0.005</w:t>
+              <w:t xml:space="preserve">4.7, 25</w:t>
+            </w:r>
+          </w:p>
+        </w:tc>
+        <w:tc>
+          <w:tcPr>
+            <w:tcBorders>
+              <w:bottom w:val="none" w:sz="0" w:space="0" w:color="000000"/>
+              <w:top w:val="none" w:sz="0" w:space="0" w:color="000000"/>
+              <w:left w:val="none" w:sz="0" w:space="0" w:color="000000"/>
+              <w:right w:val="none" w:sz="0" w:space="0" w:color="000000"/>
+            </w:tcBorders>
+            <w:shd w:val="clear" w:color="auto" w:fill="FFFFFF"/>
+            <w:tcMar>
+              <w:top w:w="0" w:type="dxa"/>
+              <w:bottom w:w="0" w:type="dxa"/>
+              <w:left w:w="0" w:type="dxa"/>
+              <w:right w:w="0" w:type="dxa"/>
+            </w:tcMar>
+            <w:vAlign w:val="top"/>
+          </w:tcPr>
+          <w:p>
+            <w:pPr>
+              <w:pStyle w:val="Normal"/>
+              <w:jc w:val="center"/>
+              <w:pBdr>
+                <w:bottom w:val="none" w:sz="0" w:space="0" w:color="000000"/>
+                <w:top w:val="none" w:sz="0" w:space="0" w:color="000000"/>
+                <w:left w:val="none" w:sz="0" w:space="0" w:color="000000"/>
+                <w:right w:val="none" w:sz="0" w:space="0" w:color="000000"/>
+              </w:pBdr>
+              <w:spacing w:after="100" w:before="100" w:line="240"/>
+              <w:ind w:left="100" w:right="100" w:firstLine="0" w:firstLineChars="0"/>
+              <w:rPr>
+                <w:rFonts w:ascii="Helvetica" w:hAnsi="Helvetica" w:eastAsia="Helvetica" w:cs="Helvetica"/>
+                <w:i w:val="false"/>
+                <w:b w:val="false"/>
+                <w:u w:val="none"/>
+                <w:sz w:val="22"/>
+                <w:szCs w:val="22"/>
+                <w:color w:val="000000"/>
+              </w:rPr>
+            </w:pPr>
+            <w:r>
+              <w:rPr>
+                <w:rFonts w:ascii="Helvetica" w:hAnsi="Helvetica" w:eastAsia="Helvetica" w:cs="Helvetica"/>
+                <w:i w:val="false"/>
+                <w:b w:val="false"/>
+                <w:u w:val="none"/>
+                <w:sz w:val="22"/>
+                <w:szCs w:val="22"/>
+                <w:color w:val="000000"/>
+              </w:rPr>
+              <w:t xml:space="preserve">0.004</w:t>
             </w:r>
           </w:p>
         </w:tc>
@@ -9771,113 +9771,113 @@
                 <w:szCs w:val="22"/>
                 <w:color w:val="000000"/>
               </w:rPr>
-              <w:t xml:space="preserve">15</w:t>
-            </w:r>
-          </w:p>
-        </w:tc>
-        <w:tc>
-          <w:tcPr>
-            <w:tcBorders>
-              <w:bottom w:val="none" w:sz="0" w:space="0" w:color="000000"/>
-              <w:top w:val="none" w:sz="0" w:space="0" w:color="000000"/>
-              <w:left w:val="none" w:sz="0" w:space="0" w:color="000000"/>
-              <w:right w:val="none" w:sz="0" w:space="0" w:color="000000"/>
-            </w:tcBorders>
-            <w:shd w:val="clear" w:color="auto" w:fill="FFFFFF"/>
-            <w:tcMar>
-              <w:top w:w="0" w:type="dxa"/>
-              <w:bottom w:w="0" w:type="dxa"/>
-              <w:left w:w="0" w:type="dxa"/>
-              <w:right w:w="0" w:type="dxa"/>
-            </w:tcMar>
-            <w:vAlign w:val="top"/>
-          </w:tcPr>
-          <w:p>
-            <w:pPr>
-              <w:pStyle w:val="Normal"/>
-              <w:jc w:val="center"/>
-              <w:pBdr>
-                <w:bottom w:val="none" w:sz="0" w:space="0" w:color="000000"/>
-                <w:top w:val="none" w:sz="0" w:space="0" w:color="000000"/>
-                <w:left w:val="none" w:sz="0" w:space="0" w:color="000000"/>
-                <w:right w:val="none" w:sz="0" w:space="0" w:color="000000"/>
-              </w:pBdr>
-              <w:spacing w:after="100" w:before="100" w:line="240"/>
-              <w:ind w:left="100" w:right="100" w:firstLine="0" w:firstLineChars="0"/>
-              <w:rPr>
-                <w:rFonts w:ascii="Helvetica" w:hAnsi="Helvetica" w:eastAsia="Helvetica" w:cs="Helvetica"/>
-                <w:i w:val="false"/>
-                <w:b w:val="false"/>
-                <w:u w:val="none"/>
-                <w:sz w:val="22"/>
-                <w:szCs w:val="22"/>
-                <w:color w:val="000000"/>
-              </w:rPr>
-            </w:pPr>
-            <w:r>
-              <w:rPr>
-                <w:rFonts w:ascii="Helvetica" w:hAnsi="Helvetica" w:eastAsia="Helvetica" w:cs="Helvetica"/>
-                <w:i w:val="false"/>
-                <w:b w:val="false"/>
-                <w:u w:val="none"/>
-                <w:sz w:val="22"/>
-                <w:szCs w:val="22"/>
-                <w:color w:val="000000"/>
-              </w:rPr>
-              <w:t xml:space="preserve">3.3, 27</w:t>
-            </w:r>
-          </w:p>
-        </w:tc>
-        <w:tc>
-          <w:tcPr>
-            <w:tcBorders>
-              <w:bottom w:val="none" w:sz="0" w:space="0" w:color="000000"/>
-              <w:top w:val="none" w:sz="0" w:space="0" w:color="000000"/>
-              <w:left w:val="none" w:sz="0" w:space="0" w:color="000000"/>
-              <w:right w:val="none" w:sz="0" w:space="0" w:color="000000"/>
-            </w:tcBorders>
-            <w:shd w:val="clear" w:color="auto" w:fill="FFFFFF"/>
-            <w:tcMar>
-              <w:top w:w="0" w:type="dxa"/>
-              <w:bottom w:w="0" w:type="dxa"/>
-              <w:left w:w="0" w:type="dxa"/>
-              <w:right w:w="0" w:type="dxa"/>
-            </w:tcMar>
-            <w:vAlign w:val="top"/>
-          </w:tcPr>
-          <w:p>
-            <w:pPr>
-              <w:pStyle w:val="Normal"/>
-              <w:jc w:val="center"/>
-              <w:pBdr>
-                <w:bottom w:val="none" w:sz="0" w:space="0" w:color="000000"/>
-                <w:top w:val="none" w:sz="0" w:space="0" w:color="000000"/>
-                <w:left w:val="none" w:sz="0" w:space="0" w:color="000000"/>
-                <w:right w:val="none" w:sz="0" w:space="0" w:color="000000"/>
-              </w:pBdr>
-              <w:spacing w:after="100" w:before="100" w:line="240"/>
-              <w:ind w:left="100" w:right="100" w:firstLine="0" w:firstLineChars="0"/>
-              <w:rPr>
-                <w:rFonts w:ascii="Helvetica" w:hAnsi="Helvetica" w:eastAsia="Helvetica" w:cs="Helvetica"/>
-                <w:i w:val="false"/>
-                <w:b w:val="false"/>
-                <w:u w:val="none"/>
-                <w:sz w:val="22"/>
-                <w:szCs w:val="22"/>
-                <w:color w:val="000000"/>
-              </w:rPr>
-            </w:pPr>
-            <w:r>
-              <w:rPr>
-                <w:rFonts w:ascii="Helvetica" w:hAnsi="Helvetica" w:eastAsia="Helvetica" w:cs="Helvetica"/>
-                <w:i w:val="false"/>
-                <w:b w:val="false"/>
-                <w:u w:val="none"/>
-                <w:sz w:val="22"/>
-                <w:szCs w:val="22"/>
-                <w:color w:val="000000"/>
-              </w:rPr>
-              <w:t xml:space="preserve">0.013</w:t>
+              <w:t xml:space="preserve">17</w:t>
+            </w:r>
+          </w:p>
+        </w:tc>
+        <w:tc>
+          <w:tcPr>
+            <w:tcBorders>
+              <w:bottom w:val="none" w:sz="0" w:space="0" w:color="000000"/>
+              <w:top w:val="none" w:sz="0" w:space="0" w:color="000000"/>
+              <w:left w:val="none" w:sz="0" w:space="0" w:color="000000"/>
+              <w:right w:val="none" w:sz="0" w:space="0" w:color="000000"/>
+            </w:tcBorders>
+            <w:shd w:val="clear" w:color="auto" w:fill="FFFFFF"/>
+            <w:tcMar>
+              <w:top w:w="0" w:type="dxa"/>
+              <w:bottom w:w="0" w:type="dxa"/>
+              <w:left w:w="0" w:type="dxa"/>
+              <w:right w:w="0" w:type="dxa"/>
+            </w:tcMar>
+            <w:vAlign w:val="top"/>
+          </w:tcPr>
+          <w:p>
+            <w:pPr>
+              <w:pStyle w:val="Normal"/>
+              <w:jc w:val="center"/>
+              <w:pBdr>
+                <w:bottom w:val="none" w:sz="0" w:space="0" w:color="000000"/>
+                <w:top w:val="none" w:sz="0" w:space="0" w:color="000000"/>
+                <w:left w:val="none" w:sz="0" w:space="0" w:color="000000"/>
+                <w:right w:val="none" w:sz="0" w:space="0" w:color="000000"/>
+              </w:pBdr>
+              <w:spacing w:after="100" w:before="100" w:line="240"/>
+              <w:ind w:left="100" w:right="100" w:firstLine="0" w:firstLineChars="0"/>
+              <w:rPr>
+                <w:rFonts w:ascii="Helvetica" w:hAnsi="Helvetica" w:eastAsia="Helvetica" w:cs="Helvetica"/>
+                <w:i w:val="false"/>
+                <w:b w:val="false"/>
+                <w:u w:val="none"/>
+                <w:sz w:val="22"/>
+                <w:szCs w:val="22"/>
+                <w:color w:val="000000"/>
+              </w:rPr>
+            </w:pPr>
+            <w:r>
+              <w:rPr>
+                <w:rFonts w:ascii="Helvetica" w:hAnsi="Helvetica" w:eastAsia="Helvetica" w:cs="Helvetica"/>
+                <w:i w:val="false"/>
+                <w:b w:val="false"/>
+                <w:u w:val="none"/>
+                <w:sz w:val="22"/>
+                <w:szCs w:val="22"/>
+                <w:color w:val="000000"/>
+              </w:rPr>
+              <w:t xml:space="preserve">5.2, 28</w:t>
+            </w:r>
+          </w:p>
+        </w:tc>
+        <w:tc>
+          <w:tcPr>
+            <w:tcBorders>
+              <w:bottom w:val="none" w:sz="0" w:space="0" w:color="000000"/>
+              <w:top w:val="none" w:sz="0" w:space="0" w:color="000000"/>
+              <w:left w:val="none" w:sz="0" w:space="0" w:color="000000"/>
+              <w:right w:val="none" w:sz="0" w:space="0" w:color="000000"/>
+            </w:tcBorders>
+            <w:shd w:val="clear" w:color="auto" w:fill="FFFFFF"/>
+            <w:tcMar>
+              <w:top w:w="0" w:type="dxa"/>
+              <w:bottom w:w="0" w:type="dxa"/>
+              <w:left w:w="0" w:type="dxa"/>
+              <w:right w:w="0" w:type="dxa"/>
+            </w:tcMar>
+            <w:vAlign w:val="top"/>
+          </w:tcPr>
+          <w:p>
+            <w:pPr>
+              <w:pStyle w:val="Normal"/>
+              <w:jc w:val="center"/>
+              <w:pBdr>
+                <w:bottom w:val="none" w:sz="0" w:space="0" w:color="000000"/>
+                <w:top w:val="none" w:sz="0" w:space="0" w:color="000000"/>
+                <w:left w:val="none" w:sz="0" w:space="0" w:color="000000"/>
+                <w:right w:val="none" w:sz="0" w:space="0" w:color="000000"/>
+              </w:pBdr>
+              <w:spacing w:after="100" w:before="100" w:line="240"/>
+              <w:ind w:left="100" w:right="100" w:firstLine="0" w:firstLineChars="0"/>
+              <w:rPr>
+                <w:rFonts w:ascii="Helvetica" w:hAnsi="Helvetica" w:eastAsia="Helvetica" w:cs="Helvetica"/>
+                <w:i w:val="false"/>
+                <w:b w:val="false"/>
+                <w:u w:val="none"/>
+                <w:sz w:val="22"/>
+                <w:szCs w:val="22"/>
+                <w:color w:val="000000"/>
+              </w:rPr>
+            </w:pPr>
+            <w:r>
+              <w:rPr>
+                <w:rFonts w:ascii="Helvetica" w:hAnsi="Helvetica" w:eastAsia="Helvetica" w:cs="Helvetica"/>
+                <w:i w:val="false"/>
+                <w:b w:val="false"/>
+                <w:u w:val="none"/>
+                <w:sz w:val="22"/>
+                <w:szCs w:val="22"/>
+                <w:color w:val="000000"/>
+              </w:rPr>
+              <w:t xml:space="preserve">0.005</w:t>
             </w:r>
           </w:p>
         </w:tc>
@@ -12669,113 +12669,113 @@
                 <w:szCs w:val="22"/>
                 <w:color w:val="000000"/>
               </w:rPr>
-              <w:t xml:space="preserve">-3.8</w:t>
-            </w:r>
-          </w:p>
-        </w:tc>
-        <w:tc>
-          <w:tcPr>
-            <w:tcBorders>
-              <w:bottom w:val="none" w:sz="0" w:space="0" w:color="000000"/>
-              <w:top w:val="none" w:sz="0" w:space="0" w:color="000000"/>
-              <w:left w:val="none" w:sz="0" w:space="0" w:color="000000"/>
-              <w:right w:val="none" w:sz="0" w:space="0" w:color="000000"/>
-            </w:tcBorders>
-            <w:shd w:val="clear" w:color="auto" w:fill="FFFFFF"/>
-            <w:tcMar>
-              <w:top w:w="0" w:type="dxa"/>
-              <w:bottom w:w="0" w:type="dxa"/>
-              <w:left w:w="0" w:type="dxa"/>
-              <w:right w:w="0" w:type="dxa"/>
-            </w:tcMar>
-            <w:vAlign w:val="top"/>
-          </w:tcPr>
-          <w:p>
-            <w:pPr>
-              <w:pStyle w:val="Normal"/>
-              <w:jc w:val="center"/>
-              <w:pBdr>
-                <w:bottom w:val="none" w:sz="0" w:space="0" w:color="000000"/>
-                <w:top w:val="none" w:sz="0" w:space="0" w:color="000000"/>
-                <w:left w:val="none" w:sz="0" w:space="0" w:color="000000"/>
-                <w:right w:val="none" w:sz="0" w:space="0" w:color="000000"/>
-              </w:pBdr>
-              <w:spacing w:after="100" w:before="100" w:line="240"/>
-              <w:ind w:left="100" w:right="100" w:firstLine="0" w:firstLineChars="0"/>
-              <w:rPr>
-                <w:rFonts w:ascii="Helvetica" w:hAnsi="Helvetica" w:eastAsia="Helvetica" w:cs="Helvetica"/>
-                <w:i w:val="false"/>
-                <w:b w:val="false"/>
-                <w:u w:val="none"/>
-                <w:sz w:val="22"/>
-                <w:szCs w:val="22"/>
-                <w:color w:val="000000"/>
-              </w:rPr>
-            </w:pPr>
-            <w:r>
-              <w:rPr>
-                <w:rFonts w:ascii="Helvetica" w:hAnsi="Helvetica" w:eastAsia="Helvetica" w:cs="Helvetica"/>
-                <w:i w:val="false"/>
-                <w:b w:val="false"/>
-                <w:u w:val="none"/>
-                <w:sz w:val="22"/>
-                <w:szCs w:val="22"/>
-                <w:color w:val="000000"/>
-              </w:rPr>
-              <w:t xml:space="preserve">-10, 2.5</w:t>
-            </w:r>
-          </w:p>
-        </w:tc>
-        <w:tc>
-          <w:tcPr>
-            <w:tcBorders>
-              <w:bottom w:val="none" w:sz="0" w:space="0" w:color="000000"/>
-              <w:top w:val="none" w:sz="0" w:space="0" w:color="000000"/>
-              <w:left w:val="none" w:sz="0" w:space="0" w:color="000000"/>
-              <w:right w:val="none" w:sz="0" w:space="0" w:color="000000"/>
-            </w:tcBorders>
-            <w:shd w:val="clear" w:color="auto" w:fill="FFFFFF"/>
-            <w:tcMar>
-              <w:top w:w="0" w:type="dxa"/>
-              <w:bottom w:w="0" w:type="dxa"/>
-              <w:left w:w="0" w:type="dxa"/>
-              <w:right w:w="0" w:type="dxa"/>
-            </w:tcMar>
-            <w:vAlign w:val="top"/>
-          </w:tcPr>
-          <w:p>
-            <w:pPr>
-              <w:pStyle w:val="Normal"/>
-              <w:jc w:val="center"/>
-              <w:pBdr>
-                <w:bottom w:val="none" w:sz="0" w:space="0" w:color="000000"/>
-                <w:top w:val="none" w:sz="0" w:space="0" w:color="000000"/>
-                <w:left w:val="none" w:sz="0" w:space="0" w:color="000000"/>
-                <w:right w:val="none" w:sz="0" w:space="0" w:color="000000"/>
-              </w:pBdr>
-              <w:spacing w:after="100" w:before="100" w:line="240"/>
-              <w:ind w:left="100" w:right="100" w:firstLine="0" w:firstLineChars="0"/>
-              <w:rPr>
-                <w:rFonts w:ascii="Helvetica" w:hAnsi="Helvetica" w:eastAsia="Helvetica" w:cs="Helvetica"/>
-                <w:i w:val="false"/>
-                <w:b w:val="false"/>
-                <w:u w:val="none"/>
-                <w:sz w:val="22"/>
-                <w:szCs w:val="22"/>
-                <w:color w:val="000000"/>
-              </w:rPr>
-            </w:pPr>
-            <w:r>
-              <w:rPr>
-                <w:rFonts w:ascii="Helvetica" w:hAnsi="Helvetica" w:eastAsia="Helvetica" w:cs="Helvetica"/>
-                <w:i w:val="false"/>
-                <w:b w:val="false"/>
-                <w:u w:val="none"/>
-                <w:sz w:val="22"/>
-                <w:szCs w:val="22"/>
-                <w:color w:val="000000"/>
-              </w:rPr>
-              <w:t xml:space="preserve">0.235</w:t>
+              <w:t xml:space="preserve">-3.7</w:t>
+            </w:r>
+          </w:p>
+        </w:tc>
+        <w:tc>
+          <w:tcPr>
+            <w:tcBorders>
+              <w:bottom w:val="none" w:sz="0" w:space="0" w:color="000000"/>
+              <w:top w:val="none" w:sz="0" w:space="0" w:color="000000"/>
+              <w:left w:val="none" w:sz="0" w:space="0" w:color="000000"/>
+              <w:right w:val="none" w:sz="0" w:space="0" w:color="000000"/>
+            </w:tcBorders>
+            <w:shd w:val="clear" w:color="auto" w:fill="FFFFFF"/>
+            <w:tcMar>
+              <w:top w:w="0" w:type="dxa"/>
+              <w:bottom w:w="0" w:type="dxa"/>
+              <w:left w:w="0" w:type="dxa"/>
+              <w:right w:w="0" w:type="dxa"/>
+            </w:tcMar>
+            <w:vAlign w:val="top"/>
+          </w:tcPr>
+          <w:p>
+            <w:pPr>
+              <w:pStyle w:val="Normal"/>
+              <w:jc w:val="center"/>
+              <w:pBdr>
+                <w:bottom w:val="none" w:sz="0" w:space="0" w:color="000000"/>
+                <w:top w:val="none" w:sz="0" w:space="0" w:color="000000"/>
+                <w:left w:val="none" w:sz="0" w:space="0" w:color="000000"/>
+                <w:right w:val="none" w:sz="0" w:space="0" w:color="000000"/>
+              </w:pBdr>
+              <w:spacing w:after="100" w:before="100" w:line="240"/>
+              <w:ind w:left="100" w:right="100" w:firstLine="0" w:firstLineChars="0"/>
+              <w:rPr>
+                <w:rFonts w:ascii="Helvetica" w:hAnsi="Helvetica" w:eastAsia="Helvetica" w:cs="Helvetica"/>
+                <w:i w:val="false"/>
+                <w:b w:val="false"/>
+                <w:u w:val="none"/>
+                <w:sz w:val="22"/>
+                <w:szCs w:val="22"/>
+                <w:color w:val="000000"/>
+              </w:rPr>
+            </w:pPr>
+            <w:r>
+              <w:rPr>
+                <w:rFonts w:ascii="Helvetica" w:hAnsi="Helvetica" w:eastAsia="Helvetica" w:cs="Helvetica"/>
+                <w:i w:val="false"/>
+                <w:b w:val="false"/>
+                <w:u w:val="none"/>
+                <w:sz w:val="22"/>
+                <w:szCs w:val="22"/>
+                <w:color w:val="000000"/>
+              </w:rPr>
+              <w:t xml:space="preserve">-9.9, 2.4</w:t>
+            </w:r>
+          </w:p>
+        </w:tc>
+        <w:tc>
+          <w:tcPr>
+            <w:tcBorders>
+              <w:bottom w:val="none" w:sz="0" w:space="0" w:color="000000"/>
+              <w:top w:val="none" w:sz="0" w:space="0" w:color="000000"/>
+              <w:left w:val="none" w:sz="0" w:space="0" w:color="000000"/>
+              <w:right w:val="none" w:sz="0" w:space="0" w:color="000000"/>
+            </w:tcBorders>
+            <w:shd w:val="clear" w:color="auto" w:fill="FFFFFF"/>
+            <w:tcMar>
+              <w:top w:w="0" w:type="dxa"/>
+              <w:bottom w:w="0" w:type="dxa"/>
+              <w:left w:w="0" w:type="dxa"/>
+              <w:right w:w="0" w:type="dxa"/>
+            </w:tcMar>
+            <w:vAlign w:val="top"/>
+          </w:tcPr>
+          <w:p>
+            <w:pPr>
+              <w:pStyle w:val="Normal"/>
+              <w:jc w:val="center"/>
+              <w:pBdr>
+                <w:bottom w:val="none" w:sz="0" w:space="0" w:color="000000"/>
+                <w:top w:val="none" w:sz="0" w:space="0" w:color="000000"/>
+                <w:left w:val="none" w:sz="0" w:space="0" w:color="000000"/>
+                <w:right w:val="none" w:sz="0" w:space="0" w:color="000000"/>
+              </w:pBdr>
+              <w:spacing w:after="100" w:before="100" w:line="240"/>
+              <w:ind w:left="100" w:right="100" w:firstLine="0" w:firstLineChars="0"/>
+              <w:rPr>
+                <w:rFonts w:ascii="Helvetica" w:hAnsi="Helvetica" w:eastAsia="Helvetica" w:cs="Helvetica"/>
+                <w:i w:val="false"/>
+                <w:b w:val="false"/>
+                <w:u w:val="none"/>
+                <w:sz w:val="22"/>
+                <w:szCs w:val="22"/>
+                <w:color w:val="000000"/>
+              </w:rPr>
+            </w:pPr>
+            <w:r>
+              <w:rPr>
+                <w:rFonts w:ascii="Helvetica" w:hAnsi="Helvetica" w:eastAsia="Helvetica" w:cs="Helvetica"/>
+                <w:i w:val="false"/>
+                <w:b w:val="false"/>
+                <w:u w:val="none"/>
+                <w:sz w:val="22"/>
+                <w:szCs w:val="22"/>
+                <w:color w:val="000000"/>
+              </w:rPr>
+              <w:t xml:space="preserve">0.230</w:t>
             </w:r>
           </w:p>
         </w:tc>
@@ -13205,60 +13205,60 @@
                 <w:szCs w:val="22"/>
                 <w:color w:val="000000"/>
               </w:rPr>
-              <w:t xml:space="preserve">-13, 4.2</w:t>
-            </w:r>
-          </w:p>
-        </w:tc>
-        <w:tc>
-          <w:tcPr>
-            <w:tcBorders>
-              <w:bottom w:val="none" w:sz="0" w:space="0" w:color="000000"/>
-              <w:top w:val="none" w:sz="0" w:space="0" w:color="000000"/>
-              <w:left w:val="none" w:sz="0" w:space="0" w:color="000000"/>
-              <w:right w:val="none" w:sz="0" w:space="0" w:color="000000"/>
-            </w:tcBorders>
-            <w:shd w:val="clear" w:color="auto" w:fill="FFFFFF"/>
-            <w:tcMar>
-              <w:top w:w="0" w:type="dxa"/>
-              <w:bottom w:w="0" w:type="dxa"/>
-              <w:left w:w="0" w:type="dxa"/>
-              <w:right w:w="0" w:type="dxa"/>
-            </w:tcMar>
-            <w:vAlign w:val="top"/>
-          </w:tcPr>
-          <w:p>
-            <w:pPr>
-              <w:pStyle w:val="Normal"/>
-              <w:jc w:val="center"/>
-              <w:pBdr>
-                <w:bottom w:val="none" w:sz="0" w:space="0" w:color="000000"/>
-                <w:top w:val="none" w:sz="0" w:space="0" w:color="000000"/>
-                <w:left w:val="none" w:sz="0" w:space="0" w:color="000000"/>
-                <w:right w:val="none" w:sz="0" w:space="0" w:color="000000"/>
-              </w:pBdr>
-              <w:spacing w:after="100" w:before="100" w:line="240"/>
-              <w:ind w:left="100" w:right="100" w:firstLine="0" w:firstLineChars="0"/>
-              <w:rPr>
-                <w:rFonts w:ascii="Helvetica" w:hAnsi="Helvetica" w:eastAsia="Helvetica" w:cs="Helvetica"/>
-                <w:i w:val="false"/>
-                <w:b w:val="false"/>
-                <w:u w:val="none"/>
-                <w:sz w:val="22"/>
-                <w:szCs w:val="22"/>
-                <w:color w:val="000000"/>
-              </w:rPr>
-            </w:pPr>
-            <w:r>
-              <w:rPr>
-                <w:rFonts w:ascii="Helvetica" w:hAnsi="Helvetica" w:eastAsia="Helvetica" w:cs="Helvetica"/>
-                <w:i w:val="false"/>
-                <w:b w:val="false"/>
-                <w:u w:val="none"/>
-                <w:sz w:val="22"/>
-                <w:szCs w:val="22"/>
-                <w:color w:val="000000"/>
-              </w:rPr>
-              <w:t xml:space="preserve">0.321</w:t>
+              <w:t xml:space="preserve">-12, 4.0</w:t>
+            </w:r>
+          </w:p>
+        </w:tc>
+        <w:tc>
+          <w:tcPr>
+            <w:tcBorders>
+              <w:bottom w:val="none" w:sz="0" w:space="0" w:color="000000"/>
+              <w:top w:val="none" w:sz="0" w:space="0" w:color="000000"/>
+              <w:left w:val="none" w:sz="0" w:space="0" w:color="000000"/>
+              <w:right w:val="none" w:sz="0" w:space="0" w:color="000000"/>
+            </w:tcBorders>
+            <w:shd w:val="clear" w:color="auto" w:fill="FFFFFF"/>
+            <w:tcMar>
+              <w:top w:w="0" w:type="dxa"/>
+              <w:bottom w:w="0" w:type="dxa"/>
+              <w:left w:w="0" w:type="dxa"/>
+              <w:right w:w="0" w:type="dxa"/>
+            </w:tcMar>
+            <w:vAlign w:val="top"/>
+          </w:tcPr>
+          <w:p>
+            <w:pPr>
+              <w:pStyle w:val="Normal"/>
+              <w:jc w:val="center"/>
+              <w:pBdr>
+                <w:bottom w:val="none" w:sz="0" w:space="0" w:color="000000"/>
+                <w:top w:val="none" w:sz="0" w:space="0" w:color="000000"/>
+                <w:left w:val="none" w:sz="0" w:space="0" w:color="000000"/>
+                <w:right w:val="none" w:sz="0" w:space="0" w:color="000000"/>
+              </w:pBdr>
+              <w:spacing w:after="100" w:before="100" w:line="240"/>
+              <w:ind w:left="100" w:right="100" w:firstLine="0" w:firstLineChars="0"/>
+              <w:rPr>
+                <w:rFonts w:ascii="Helvetica" w:hAnsi="Helvetica" w:eastAsia="Helvetica" w:cs="Helvetica"/>
+                <w:i w:val="false"/>
+                <w:b w:val="false"/>
+                <w:u w:val="none"/>
+                <w:sz w:val="22"/>
+                <w:szCs w:val="22"/>
+                <w:color w:val="000000"/>
+              </w:rPr>
+            </w:pPr>
+            <w:r>
+              <w:rPr>
+                <w:rFonts w:ascii="Helvetica" w:hAnsi="Helvetica" w:eastAsia="Helvetica" w:cs="Helvetica"/>
+                <w:i w:val="false"/>
+                <w:b w:val="false"/>
+                <w:u w:val="none"/>
+                <w:sz w:val="22"/>
+                <w:szCs w:val="22"/>
+                <w:color w:val="000000"/>
+              </w:rPr>
+              <w:t xml:space="preserve">0.312</w:t>
             </w:r>
           </w:p>
         </w:tc>
@@ -13635,113 +13635,113 @@
                 <w:szCs w:val="22"/>
                 <w:color w:val="000000"/>
               </w:rPr>
-              <w:t xml:space="preserve">-3.4</w:t>
-            </w:r>
-          </w:p>
-        </w:tc>
-        <w:tc>
-          <w:tcPr>
-            <w:tcBorders>
-              <w:bottom w:val="none" w:sz="0" w:space="0" w:color="000000"/>
-              <w:top w:val="none" w:sz="0" w:space="0" w:color="000000"/>
-              <w:left w:val="none" w:sz="0" w:space="0" w:color="000000"/>
-              <w:right w:val="none" w:sz="0" w:space="0" w:color="000000"/>
-            </w:tcBorders>
-            <w:shd w:val="clear" w:color="auto" w:fill="FFFFFF"/>
-            <w:tcMar>
-              <w:top w:w="0" w:type="dxa"/>
-              <w:bottom w:w="0" w:type="dxa"/>
-              <w:left w:w="0" w:type="dxa"/>
-              <w:right w:w="0" w:type="dxa"/>
-            </w:tcMar>
-            <w:vAlign w:val="top"/>
-          </w:tcPr>
-          <w:p>
-            <w:pPr>
-              <w:pStyle w:val="Normal"/>
-              <w:jc w:val="center"/>
-              <w:pBdr>
-                <w:bottom w:val="none" w:sz="0" w:space="0" w:color="000000"/>
-                <w:top w:val="none" w:sz="0" w:space="0" w:color="000000"/>
-                <w:left w:val="none" w:sz="0" w:space="0" w:color="000000"/>
-                <w:right w:val="none" w:sz="0" w:space="0" w:color="000000"/>
-              </w:pBdr>
-              <w:spacing w:after="100" w:before="100" w:line="240"/>
-              <w:ind w:left="100" w:right="100" w:firstLine="0" w:firstLineChars="0"/>
-              <w:rPr>
-                <w:rFonts w:ascii="Helvetica" w:hAnsi="Helvetica" w:eastAsia="Helvetica" w:cs="Helvetica"/>
-                <w:i w:val="false"/>
-                <w:b w:val="false"/>
-                <w:u w:val="none"/>
-                <w:sz w:val="22"/>
-                <w:szCs w:val="22"/>
-                <w:color w:val="000000"/>
-              </w:rPr>
-            </w:pPr>
-            <w:r>
-              <w:rPr>
-                <w:rFonts w:ascii="Helvetica" w:hAnsi="Helvetica" w:eastAsia="Helvetica" w:cs="Helvetica"/>
-                <w:i w:val="false"/>
-                <w:b w:val="false"/>
-                <w:u w:val="none"/>
-                <w:sz w:val="22"/>
-                <w:szCs w:val="22"/>
-                <w:color w:val="000000"/>
-              </w:rPr>
-              <w:t xml:space="preserve">-12, 5.4</w:t>
-            </w:r>
-          </w:p>
-        </w:tc>
-        <w:tc>
-          <w:tcPr>
-            <w:tcBorders>
-              <w:bottom w:val="none" w:sz="0" w:space="0" w:color="000000"/>
-              <w:top w:val="none" w:sz="0" w:space="0" w:color="000000"/>
-              <w:left w:val="none" w:sz="0" w:space="0" w:color="000000"/>
-              <w:right w:val="none" w:sz="0" w:space="0" w:color="000000"/>
-            </w:tcBorders>
-            <w:shd w:val="clear" w:color="auto" w:fill="FFFFFF"/>
-            <w:tcMar>
-              <w:top w:w="0" w:type="dxa"/>
-              <w:bottom w:w="0" w:type="dxa"/>
-              <w:left w:w="0" w:type="dxa"/>
-              <w:right w:w="0" w:type="dxa"/>
-            </w:tcMar>
-            <w:vAlign w:val="top"/>
-          </w:tcPr>
-          <w:p>
-            <w:pPr>
-              <w:pStyle w:val="Normal"/>
-              <w:jc w:val="center"/>
-              <w:pBdr>
-                <w:bottom w:val="none" w:sz="0" w:space="0" w:color="000000"/>
-                <w:top w:val="none" w:sz="0" w:space="0" w:color="000000"/>
-                <w:left w:val="none" w:sz="0" w:space="0" w:color="000000"/>
-                <w:right w:val="none" w:sz="0" w:space="0" w:color="000000"/>
-              </w:pBdr>
-              <w:spacing w:after="100" w:before="100" w:line="240"/>
-              <w:ind w:left="100" w:right="100" w:firstLine="0" w:firstLineChars="0"/>
-              <w:rPr>
-                <w:rFonts w:ascii="Helvetica" w:hAnsi="Helvetica" w:eastAsia="Helvetica" w:cs="Helvetica"/>
-                <w:i w:val="false"/>
-                <w:b w:val="false"/>
-                <w:u w:val="none"/>
-                <w:sz w:val="22"/>
-                <w:szCs w:val="22"/>
-                <w:color w:val="000000"/>
-              </w:rPr>
-            </w:pPr>
-            <w:r>
-              <w:rPr>
-                <w:rFonts w:ascii="Helvetica" w:hAnsi="Helvetica" w:eastAsia="Helvetica" w:cs="Helvetica"/>
-                <w:i w:val="false"/>
-                <w:b w:val="false"/>
-                <w:u w:val="none"/>
-                <w:sz w:val="22"/>
-                <w:szCs w:val="22"/>
-                <w:color w:val="000000"/>
-              </w:rPr>
-              <w:t xml:space="preserve">0.441</w:t>
+              <w:t xml:space="preserve">-3.1</w:t>
+            </w:r>
+          </w:p>
+        </w:tc>
+        <w:tc>
+          <w:tcPr>
+            <w:tcBorders>
+              <w:bottom w:val="none" w:sz="0" w:space="0" w:color="000000"/>
+              <w:top w:val="none" w:sz="0" w:space="0" w:color="000000"/>
+              <w:left w:val="none" w:sz="0" w:space="0" w:color="000000"/>
+              <w:right w:val="none" w:sz="0" w:space="0" w:color="000000"/>
+            </w:tcBorders>
+            <w:shd w:val="clear" w:color="auto" w:fill="FFFFFF"/>
+            <w:tcMar>
+              <w:top w:w="0" w:type="dxa"/>
+              <w:bottom w:w="0" w:type="dxa"/>
+              <w:left w:w="0" w:type="dxa"/>
+              <w:right w:w="0" w:type="dxa"/>
+            </w:tcMar>
+            <w:vAlign w:val="top"/>
+          </w:tcPr>
+          <w:p>
+            <w:pPr>
+              <w:pStyle w:val="Normal"/>
+              <w:jc w:val="center"/>
+              <w:pBdr>
+                <w:bottom w:val="none" w:sz="0" w:space="0" w:color="000000"/>
+                <w:top w:val="none" w:sz="0" w:space="0" w:color="000000"/>
+                <w:left w:val="none" w:sz="0" w:space="0" w:color="000000"/>
+                <w:right w:val="none" w:sz="0" w:space="0" w:color="000000"/>
+              </w:pBdr>
+              <w:spacing w:after="100" w:before="100" w:line="240"/>
+              <w:ind w:left="100" w:right="100" w:firstLine="0" w:firstLineChars="0"/>
+              <w:rPr>
+                <w:rFonts w:ascii="Helvetica" w:hAnsi="Helvetica" w:eastAsia="Helvetica" w:cs="Helvetica"/>
+                <w:i w:val="false"/>
+                <w:b w:val="false"/>
+                <w:u w:val="none"/>
+                <w:sz w:val="22"/>
+                <w:szCs w:val="22"/>
+                <w:color w:val="000000"/>
+              </w:rPr>
+            </w:pPr>
+            <w:r>
+              <w:rPr>
+                <w:rFonts w:ascii="Helvetica" w:hAnsi="Helvetica" w:eastAsia="Helvetica" w:cs="Helvetica"/>
+                <w:i w:val="false"/>
+                <w:b w:val="false"/>
+                <w:u w:val="none"/>
+                <w:sz w:val="22"/>
+                <w:szCs w:val="22"/>
+                <w:color w:val="000000"/>
+              </w:rPr>
+              <w:t xml:space="preserve">-12, 5.5</w:t>
+            </w:r>
+          </w:p>
+        </w:tc>
+        <w:tc>
+          <w:tcPr>
+            <w:tcBorders>
+              <w:bottom w:val="none" w:sz="0" w:space="0" w:color="000000"/>
+              <w:top w:val="none" w:sz="0" w:space="0" w:color="000000"/>
+              <w:left w:val="none" w:sz="0" w:space="0" w:color="000000"/>
+              <w:right w:val="none" w:sz="0" w:space="0" w:color="000000"/>
+            </w:tcBorders>
+            <w:shd w:val="clear" w:color="auto" w:fill="FFFFFF"/>
+            <w:tcMar>
+              <w:top w:w="0" w:type="dxa"/>
+              <w:bottom w:w="0" w:type="dxa"/>
+              <w:left w:w="0" w:type="dxa"/>
+              <w:right w:w="0" w:type="dxa"/>
+            </w:tcMar>
+            <w:vAlign w:val="top"/>
+          </w:tcPr>
+          <w:p>
+            <w:pPr>
+              <w:pStyle w:val="Normal"/>
+              <w:jc w:val="center"/>
+              <w:pBdr>
+                <w:bottom w:val="none" w:sz="0" w:space="0" w:color="000000"/>
+                <w:top w:val="none" w:sz="0" w:space="0" w:color="000000"/>
+                <w:left w:val="none" w:sz="0" w:space="0" w:color="000000"/>
+                <w:right w:val="none" w:sz="0" w:space="0" w:color="000000"/>
+              </w:pBdr>
+              <w:spacing w:after="100" w:before="100" w:line="240"/>
+              <w:ind w:left="100" w:right="100" w:firstLine="0" w:firstLineChars="0"/>
+              <w:rPr>
+                <w:rFonts w:ascii="Helvetica" w:hAnsi="Helvetica" w:eastAsia="Helvetica" w:cs="Helvetica"/>
+                <w:i w:val="false"/>
+                <w:b w:val="false"/>
+                <w:u w:val="none"/>
+                <w:sz w:val="22"/>
+                <w:szCs w:val="22"/>
+                <w:color w:val="000000"/>
+              </w:rPr>
+            </w:pPr>
+            <w:r>
+              <w:rPr>
+                <w:rFonts w:ascii="Helvetica" w:hAnsi="Helvetica" w:eastAsia="Helvetica" w:cs="Helvetica"/>
+                <w:i w:val="false"/>
+                <w:b w:val="false"/>
+                <w:u w:val="none"/>
+                <w:sz w:val="22"/>
+                <w:szCs w:val="22"/>
+                <w:color w:val="000000"/>
+              </w:rPr>
+              <w:t xml:space="preserve">0.482</w:t>
             </w:r>
           </w:p>
         </w:tc>
@@ -14118,113 +14118,113 @@
                 <w:szCs w:val="22"/>
                 <w:color w:val="000000"/>
               </w:rPr>
-              <w:t xml:space="preserve">-9.5</w:t>
-            </w:r>
-          </w:p>
-        </w:tc>
-        <w:tc>
-          <w:tcPr>
-            <w:tcBorders>
-              <w:bottom w:val="none" w:sz="0" w:space="0" w:color="000000"/>
-              <w:top w:val="none" w:sz="0" w:space="0" w:color="000000"/>
-              <w:left w:val="none" w:sz="0" w:space="0" w:color="000000"/>
-              <w:right w:val="none" w:sz="0" w:space="0" w:color="000000"/>
-            </w:tcBorders>
-            <w:shd w:val="clear" w:color="auto" w:fill="FFFFFF"/>
-            <w:tcMar>
-              <w:top w:w="0" w:type="dxa"/>
-              <w:bottom w:w="0" w:type="dxa"/>
-              <w:left w:w="0" w:type="dxa"/>
-              <w:right w:w="0" w:type="dxa"/>
-            </w:tcMar>
-            <w:vAlign w:val="top"/>
-          </w:tcPr>
-          <w:p>
-            <w:pPr>
-              <w:pStyle w:val="Normal"/>
-              <w:jc w:val="center"/>
-              <w:pBdr>
-                <w:bottom w:val="none" w:sz="0" w:space="0" w:color="000000"/>
-                <w:top w:val="none" w:sz="0" w:space="0" w:color="000000"/>
-                <w:left w:val="none" w:sz="0" w:space="0" w:color="000000"/>
-                <w:right w:val="none" w:sz="0" w:space="0" w:color="000000"/>
-              </w:pBdr>
-              <w:spacing w:after="100" w:before="100" w:line="240"/>
-              <w:ind w:left="100" w:right="100" w:firstLine="0" w:firstLineChars="0"/>
-              <w:rPr>
-                <w:rFonts w:ascii="Helvetica" w:hAnsi="Helvetica" w:eastAsia="Helvetica" w:cs="Helvetica"/>
-                <w:i w:val="false"/>
-                <w:b w:val="false"/>
-                <w:u w:val="none"/>
-                <w:sz w:val="22"/>
-                <w:szCs w:val="22"/>
-                <w:color w:val="000000"/>
-              </w:rPr>
-            </w:pPr>
-            <w:r>
-              <w:rPr>
-                <w:rFonts w:ascii="Helvetica" w:hAnsi="Helvetica" w:eastAsia="Helvetica" w:cs="Helvetica"/>
-                <w:i w:val="false"/>
-                <w:b w:val="false"/>
-                <w:u w:val="none"/>
-                <w:sz w:val="22"/>
-                <w:szCs w:val="22"/>
-                <w:color w:val="000000"/>
-              </w:rPr>
-              <w:t xml:space="preserve">-19, -0.18</w:t>
-            </w:r>
-          </w:p>
-        </w:tc>
-        <w:tc>
-          <w:tcPr>
-            <w:tcBorders>
-              <w:bottom w:val="none" w:sz="0" w:space="0" w:color="000000"/>
-              <w:top w:val="none" w:sz="0" w:space="0" w:color="000000"/>
-              <w:left w:val="none" w:sz="0" w:space="0" w:color="000000"/>
-              <w:right w:val="none" w:sz="0" w:space="0" w:color="000000"/>
-            </w:tcBorders>
-            <w:shd w:val="clear" w:color="auto" w:fill="FFFFFF"/>
-            <w:tcMar>
-              <w:top w:w="0" w:type="dxa"/>
-              <w:bottom w:w="0" w:type="dxa"/>
-              <w:left w:w="0" w:type="dxa"/>
-              <w:right w:w="0" w:type="dxa"/>
-            </w:tcMar>
-            <w:vAlign w:val="top"/>
-          </w:tcPr>
-          <w:p>
-            <w:pPr>
-              <w:pStyle w:val="Normal"/>
-              <w:jc w:val="center"/>
-              <w:pBdr>
-                <w:bottom w:val="none" w:sz="0" w:space="0" w:color="000000"/>
-                <w:top w:val="none" w:sz="0" w:space="0" w:color="000000"/>
-                <w:left w:val="none" w:sz="0" w:space="0" w:color="000000"/>
-                <w:right w:val="none" w:sz="0" w:space="0" w:color="000000"/>
-              </w:pBdr>
-              <w:spacing w:after="100" w:before="100" w:line="240"/>
-              <w:ind w:left="100" w:right="100" w:firstLine="0" w:firstLineChars="0"/>
-              <w:rPr>
-                <w:rFonts w:ascii="Helvetica" w:hAnsi="Helvetica" w:eastAsia="Helvetica" w:cs="Helvetica"/>
-                <w:i w:val="false"/>
-                <w:b w:val="false"/>
-                <w:u w:val="none"/>
-                <w:sz w:val="22"/>
-                <w:szCs w:val="22"/>
-                <w:color w:val="000000"/>
-              </w:rPr>
-            </w:pPr>
-            <w:r>
-              <w:rPr>
-                <w:rFonts w:ascii="Helvetica" w:hAnsi="Helvetica" w:eastAsia="Helvetica" w:cs="Helvetica"/>
-                <w:i w:val="false"/>
-                <w:b w:val="false"/>
-                <w:u w:val="none"/>
-                <w:sz w:val="22"/>
-                <w:szCs w:val="22"/>
-                <w:color w:val="000000"/>
-              </w:rPr>
-              <w:t xml:space="preserve">0.046</w:t>
+              <w:t xml:space="preserve">-10</w:t>
+            </w:r>
+          </w:p>
+        </w:tc>
+        <w:tc>
+          <w:tcPr>
+            <w:tcBorders>
+              <w:bottom w:val="none" w:sz="0" w:space="0" w:color="000000"/>
+              <w:top w:val="none" w:sz="0" w:space="0" w:color="000000"/>
+              <w:left w:val="none" w:sz="0" w:space="0" w:color="000000"/>
+              <w:right w:val="none" w:sz="0" w:space="0" w:color="000000"/>
+            </w:tcBorders>
+            <w:shd w:val="clear" w:color="auto" w:fill="FFFFFF"/>
+            <w:tcMar>
+              <w:top w:w="0" w:type="dxa"/>
+              <w:bottom w:w="0" w:type="dxa"/>
+              <w:left w:w="0" w:type="dxa"/>
+              <w:right w:w="0" w:type="dxa"/>
+            </w:tcMar>
+            <w:vAlign w:val="top"/>
+          </w:tcPr>
+          <w:p>
+            <w:pPr>
+              <w:pStyle w:val="Normal"/>
+              <w:jc w:val="center"/>
+              <w:pBdr>
+                <w:bottom w:val="none" w:sz="0" w:space="0" w:color="000000"/>
+                <w:top w:val="none" w:sz="0" w:space="0" w:color="000000"/>
+                <w:left w:val="none" w:sz="0" w:space="0" w:color="000000"/>
+                <w:right w:val="none" w:sz="0" w:space="0" w:color="000000"/>
+              </w:pBdr>
+              <w:spacing w:after="100" w:before="100" w:line="240"/>
+              <w:ind w:left="100" w:right="100" w:firstLine="0" w:firstLineChars="0"/>
+              <w:rPr>
+                <w:rFonts w:ascii="Helvetica" w:hAnsi="Helvetica" w:eastAsia="Helvetica" w:cs="Helvetica"/>
+                <w:i w:val="false"/>
+                <w:b w:val="false"/>
+                <w:u w:val="none"/>
+                <w:sz w:val="22"/>
+                <w:szCs w:val="22"/>
+                <w:color w:val="000000"/>
+              </w:rPr>
+            </w:pPr>
+            <w:r>
+              <w:rPr>
+                <w:rFonts w:ascii="Helvetica" w:hAnsi="Helvetica" w:eastAsia="Helvetica" w:cs="Helvetica"/>
+                <w:i w:val="false"/>
+                <w:b w:val="false"/>
+                <w:u w:val="none"/>
+                <w:sz w:val="22"/>
+                <w:szCs w:val="22"/>
+                <w:color w:val="000000"/>
+              </w:rPr>
+              <w:t xml:space="preserve">-19, -1.2</w:t>
+            </w:r>
+          </w:p>
+        </w:tc>
+        <w:tc>
+          <w:tcPr>
+            <w:tcBorders>
+              <w:bottom w:val="none" w:sz="0" w:space="0" w:color="000000"/>
+              <w:top w:val="none" w:sz="0" w:space="0" w:color="000000"/>
+              <w:left w:val="none" w:sz="0" w:space="0" w:color="000000"/>
+              <w:right w:val="none" w:sz="0" w:space="0" w:color="000000"/>
+            </w:tcBorders>
+            <w:shd w:val="clear" w:color="auto" w:fill="FFFFFF"/>
+            <w:tcMar>
+              <w:top w:w="0" w:type="dxa"/>
+              <w:bottom w:w="0" w:type="dxa"/>
+              <w:left w:w="0" w:type="dxa"/>
+              <w:right w:w="0" w:type="dxa"/>
+            </w:tcMar>
+            <w:vAlign w:val="top"/>
+          </w:tcPr>
+          <w:p>
+            <w:pPr>
+              <w:pStyle w:val="Normal"/>
+              <w:jc w:val="center"/>
+              <w:pBdr>
+                <w:bottom w:val="none" w:sz="0" w:space="0" w:color="000000"/>
+                <w:top w:val="none" w:sz="0" w:space="0" w:color="000000"/>
+                <w:left w:val="none" w:sz="0" w:space="0" w:color="000000"/>
+                <w:right w:val="none" w:sz="0" w:space="0" w:color="000000"/>
+              </w:pBdr>
+              <w:spacing w:after="100" w:before="100" w:line="240"/>
+              <w:ind w:left="100" w:right="100" w:firstLine="0" w:firstLineChars="0"/>
+              <w:rPr>
+                <w:rFonts w:ascii="Helvetica" w:hAnsi="Helvetica" w:eastAsia="Helvetica" w:cs="Helvetica"/>
+                <w:i w:val="false"/>
+                <w:b w:val="false"/>
+                <w:u w:val="none"/>
+                <w:sz w:val="22"/>
+                <w:szCs w:val="22"/>
+                <w:color w:val="000000"/>
+              </w:rPr>
+            </w:pPr>
+            <w:r>
+              <w:rPr>
+                <w:rFonts w:ascii="Helvetica" w:hAnsi="Helvetica" w:eastAsia="Helvetica" w:cs="Helvetica"/>
+                <w:i w:val="false"/>
+                <w:b w:val="false"/>
+                <w:u w:val="none"/>
+                <w:sz w:val="22"/>
+                <w:szCs w:val="22"/>
+                <w:color w:val="000000"/>
+              </w:rPr>
+              <w:t xml:space="preserve">0.026</w:t>
             </w:r>
           </w:p>
         </w:tc>
@@ -14601,113 +14601,113 @@
                 <w:szCs w:val="22"/>
                 <w:color w:val="000000"/>
               </w:rPr>
-              <w:t xml:space="preserve">6.7</w:t>
-            </w:r>
-          </w:p>
-        </w:tc>
-        <w:tc>
-          <w:tcPr>
-            <w:tcBorders>
-              <w:bottom w:val="none" w:sz="0" w:space="0" w:color="000000"/>
-              <w:top w:val="none" w:sz="0" w:space="0" w:color="000000"/>
-              <w:left w:val="none" w:sz="0" w:space="0" w:color="000000"/>
-              <w:right w:val="none" w:sz="0" w:space="0" w:color="000000"/>
-            </w:tcBorders>
-            <w:shd w:val="clear" w:color="auto" w:fill="FFFFFF"/>
-            <w:tcMar>
-              <w:top w:w="0" w:type="dxa"/>
-              <w:bottom w:w="0" w:type="dxa"/>
-              <w:left w:w="0" w:type="dxa"/>
-              <w:right w:w="0" w:type="dxa"/>
-            </w:tcMar>
-            <w:vAlign w:val="top"/>
-          </w:tcPr>
-          <w:p>
-            <w:pPr>
-              <w:pStyle w:val="Normal"/>
-              <w:jc w:val="center"/>
-              <w:pBdr>
-                <w:bottom w:val="none" w:sz="0" w:space="0" w:color="000000"/>
-                <w:top w:val="none" w:sz="0" w:space="0" w:color="000000"/>
-                <w:left w:val="none" w:sz="0" w:space="0" w:color="000000"/>
-                <w:right w:val="none" w:sz="0" w:space="0" w:color="000000"/>
-              </w:pBdr>
-              <w:spacing w:after="100" w:before="100" w:line="240"/>
-              <w:ind w:left="100" w:right="100" w:firstLine="0" w:firstLineChars="0"/>
-              <w:rPr>
-                <w:rFonts w:ascii="Helvetica" w:hAnsi="Helvetica" w:eastAsia="Helvetica" w:cs="Helvetica"/>
-                <w:i w:val="false"/>
-                <w:b w:val="false"/>
-                <w:u w:val="none"/>
-                <w:sz w:val="22"/>
-                <w:szCs w:val="22"/>
-                <w:color w:val="000000"/>
-              </w:rPr>
-            </w:pPr>
-            <w:r>
-              <w:rPr>
-                <w:rFonts w:ascii="Helvetica" w:hAnsi="Helvetica" w:eastAsia="Helvetica" w:cs="Helvetica"/>
-                <w:i w:val="false"/>
-                <w:b w:val="false"/>
-                <w:u w:val="none"/>
-                <w:sz w:val="22"/>
-                <w:szCs w:val="22"/>
-                <w:color w:val="000000"/>
-              </w:rPr>
-              <w:t xml:space="preserve">-0.14, 13</w:t>
-            </w:r>
-          </w:p>
-        </w:tc>
-        <w:tc>
-          <w:tcPr>
-            <w:tcBorders>
-              <w:bottom w:val="none" w:sz="0" w:space="0" w:color="000000"/>
-              <w:top w:val="none" w:sz="0" w:space="0" w:color="000000"/>
-              <w:left w:val="none" w:sz="0" w:space="0" w:color="000000"/>
-              <w:right w:val="none" w:sz="0" w:space="0" w:color="000000"/>
-            </w:tcBorders>
-            <w:shd w:val="clear" w:color="auto" w:fill="FFFFFF"/>
-            <w:tcMar>
-              <w:top w:w="0" w:type="dxa"/>
-              <w:bottom w:w="0" w:type="dxa"/>
-              <w:left w:w="0" w:type="dxa"/>
-              <w:right w:w="0" w:type="dxa"/>
-            </w:tcMar>
-            <w:vAlign w:val="top"/>
-          </w:tcPr>
-          <w:p>
-            <w:pPr>
-              <w:pStyle w:val="Normal"/>
-              <w:jc w:val="center"/>
-              <w:pBdr>
-                <w:bottom w:val="none" w:sz="0" w:space="0" w:color="000000"/>
-                <w:top w:val="none" w:sz="0" w:space="0" w:color="000000"/>
-                <w:left w:val="none" w:sz="0" w:space="0" w:color="000000"/>
-                <w:right w:val="none" w:sz="0" w:space="0" w:color="000000"/>
-              </w:pBdr>
-              <w:spacing w:after="100" w:before="100" w:line="240"/>
-              <w:ind w:left="100" w:right="100" w:firstLine="0" w:firstLineChars="0"/>
-              <w:rPr>
-                <w:rFonts w:ascii="Helvetica" w:hAnsi="Helvetica" w:eastAsia="Helvetica" w:cs="Helvetica"/>
-                <w:i w:val="false"/>
-                <w:b w:val="false"/>
-                <w:u w:val="none"/>
-                <w:sz w:val="22"/>
-                <w:szCs w:val="22"/>
-                <w:color w:val="000000"/>
-              </w:rPr>
-            </w:pPr>
-            <w:r>
-              <w:rPr>
-                <w:rFonts w:ascii="Helvetica" w:hAnsi="Helvetica" w:eastAsia="Helvetica" w:cs="Helvetica"/>
-                <w:i w:val="false"/>
-                <w:b w:val="false"/>
-                <w:u w:val="none"/>
-                <w:sz w:val="22"/>
-                <w:szCs w:val="22"/>
-                <w:color w:val="000000"/>
-              </w:rPr>
-              <w:t xml:space="preserve">0.055</w:t>
+              <w:t xml:space="preserve">6.9</w:t>
+            </w:r>
+          </w:p>
+        </w:tc>
+        <w:tc>
+          <w:tcPr>
+            <w:tcBorders>
+              <w:bottom w:val="none" w:sz="0" w:space="0" w:color="000000"/>
+              <w:top w:val="none" w:sz="0" w:space="0" w:color="000000"/>
+              <w:left w:val="none" w:sz="0" w:space="0" w:color="000000"/>
+              <w:right w:val="none" w:sz="0" w:space="0" w:color="000000"/>
+            </w:tcBorders>
+            <w:shd w:val="clear" w:color="auto" w:fill="FFFFFF"/>
+            <w:tcMar>
+              <w:top w:w="0" w:type="dxa"/>
+              <w:bottom w:w="0" w:type="dxa"/>
+              <w:left w:w="0" w:type="dxa"/>
+              <w:right w:w="0" w:type="dxa"/>
+            </w:tcMar>
+            <w:vAlign w:val="top"/>
+          </w:tcPr>
+          <w:p>
+            <w:pPr>
+              <w:pStyle w:val="Normal"/>
+              <w:jc w:val="center"/>
+              <w:pBdr>
+                <w:bottom w:val="none" w:sz="0" w:space="0" w:color="000000"/>
+                <w:top w:val="none" w:sz="0" w:space="0" w:color="000000"/>
+                <w:left w:val="none" w:sz="0" w:space="0" w:color="000000"/>
+                <w:right w:val="none" w:sz="0" w:space="0" w:color="000000"/>
+              </w:pBdr>
+              <w:spacing w:after="100" w:before="100" w:line="240"/>
+              <w:ind w:left="100" w:right="100" w:firstLine="0" w:firstLineChars="0"/>
+              <w:rPr>
+                <w:rFonts w:ascii="Helvetica" w:hAnsi="Helvetica" w:eastAsia="Helvetica" w:cs="Helvetica"/>
+                <w:i w:val="false"/>
+                <w:b w:val="false"/>
+                <w:u w:val="none"/>
+                <w:sz w:val="22"/>
+                <w:szCs w:val="22"/>
+                <w:color w:val="000000"/>
+              </w:rPr>
+            </w:pPr>
+            <w:r>
+              <w:rPr>
+                <w:rFonts w:ascii="Helvetica" w:hAnsi="Helvetica" w:eastAsia="Helvetica" w:cs="Helvetica"/>
+                <w:i w:val="false"/>
+                <w:b w:val="false"/>
+                <w:u w:val="none"/>
+                <w:sz w:val="22"/>
+                <w:szCs w:val="22"/>
+                <w:color w:val="000000"/>
+              </w:rPr>
+              <w:t xml:space="preserve">0.27, 14</w:t>
+            </w:r>
+          </w:p>
+        </w:tc>
+        <w:tc>
+          <w:tcPr>
+            <w:tcBorders>
+              <w:bottom w:val="none" w:sz="0" w:space="0" w:color="000000"/>
+              <w:top w:val="none" w:sz="0" w:space="0" w:color="000000"/>
+              <w:left w:val="none" w:sz="0" w:space="0" w:color="000000"/>
+              <w:right w:val="none" w:sz="0" w:space="0" w:color="000000"/>
+            </w:tcBorders>
+            <w:shd w:val="clear" w:color="auto" w:fill="FFFFFF"/>
+            <w:tcMar>
+              <w:top w:w="0" w:type="dxa"/>
+              <w:bottom w:w="0" w:type="dxa"/>
+              <w:left w:w="0" w:type="dxa"/>
+              <w:right w:w="0" w:type="dxa"/>
+            </w:tcMar>
+            <w:vAlign w:val="top"/>
+          </w:tcPr>
+          <w:p>
+            <w:pPr>
+              <w:pStyle w:val="Normal"/>
+              <w:jc w:val="center"/>
+              <w:pBdr>
+                <w:bottom w:val="none" w:sz="0" w:space="0" w:color="000000"/>
+                <w:top w:val="none" w:sz="0" w:space="0" w:color="000000"/>
+                <w:left w:val="none" w:sz="0" w:space="0" w:color="000000"/>
+                <w:right w:val="none" w:sz="0" w:space="0" w:color="000000"/>
+              </w:pBdr>
+              <w:spacing w:after="100" w:before="100" w:line="240"/>
+              <w:ind w:left="100" w:right="100" w:firstLine="0" w:firstLineChars="0"/>
+              <w:rPr>
+                <w:rFonts w:ascii="Helvetica" w:hAnsi="Helvetica" w:eastAsia="Helvetica" w:cs="Helvetica"/>
+                <w:i w:val="false"/>
+                <w:b w:val="false"/>
+                <w:u w:val="none"/>
+                <w:sz w:val="22"/>
+                <w:szCs w:val="22"/>
+                <w:color w:val="000000"/>
+              </w:rPr>
+            </w:pPr>
+            <w:r>
+              <w:rPr>
+                <w:rFonts w:ascii="Helvetica" w:hAnsi="Helvetica" w:eastAsia="Helvetica" w:cs="Helvetica"/>
+                <w:i w:val="false"/>
+                <w:b w:val="false"/>
+                <w:u w:val="none"/>
+                <w:sz w:val="22"/>
+                <w:szCs w:val="22"/>
+                <w:color w:val="000000"/>
+              </w:rPr>
+              <w:t xml:space="preserve">0.041</w:t>
             </w:r>
           </w:p>
         </w:tc>
@@ -15084,113 +15084,113 @@
                 <w:szCs w:val="22"/>
                 <w:color w:val="000000"/>
               </w:rPr>
-              <w:t xml:space="preserve">-0.18</w:t>
-            </w:r>
-          </w:p>
-        </w:tc>
-        <w:tc>
-          <w:tcPr>
-            <w:tcBorders>
-              <w:bottom w:val="none" w:sz="0" w:space="0" w:color="000000"/>
-              <w:top w:val="none" w:sz="0" w:space="0" w:color="000000"/>
-              <w:left w:val="none" w:sz="0" w:space="0" w:color="000000"/>
-              <w:right w:val="none" w:sz="0" w:space="0" w:color="000000"/>
-            </w:tcBorders>
-            <w:shd w:val="clear" w:color="auto" w:fill="FFFFFF"/>
-            <w:tcMar>
-              <w:top w:w="0" w:type="dxa"/>
-              <w:bottom w:w="0" w:type="dxa"/>
-              <w:left w:w="0" w:type="dxa"/>
-              <w:right w:w="0" w:type="dxa"/>
-            </w:tcMar>
-            <w:vAlign w:val="top"/>
-          </w:tcPr>
-          <w:p>
-            <w:pPr>
-              <w:pStyle w:val="Normal"/>
-              <w:jc w:val="center"/>
-              <w:pBdr>
-                <w:bottom w:val="none" w:sz="0" w:space="0" w:color="000000"/>
-                <w:top w:val="none" w:sz="0" w:space="0" w:color="000000"/>
-                <w:left w:val="none" w:sz="0" w:space="0" w:color="000000"/>
-                <w:right w:val="none" w:sz="0" w:space="0" w:color="000000"/>
-              </w:pBdr>
-              <w:spacing w:after="100" w:before="100" w:line="240"/>
-              <w:ind w:left="100" w:right="100" w:firstLine="0" w:firstLineChars="0"/>
-              <w:rPr>
-                <w:rFonts w:ascii="Helvetica" w:hAnsi="Helvetica" w:eastAsia="Helvetica" w:cs="Helvetica"/>
-                <w:i w:val="false"/>
-                <w:b w:val="false"/>
-                <w:u w:val="none"/>
-                <w:sz w:val="22"/>
-                <w:szCs w:val="22"/>
-                <w:color w:val="000000"/>
-              </w:rPr>
-            </w:pPr>
-            <w:r>
-              <w:rPr>
-                <w:rFonts w:ascii="Helvetica" w:hAnsi="Helvetica" w:eastAsia="Helvetica" w:cs="Helvetica"/>
-                <w:i w:val="false"/>
-                <w:b w:val="false"/>
-                <w:u w:val="none"/>
-                <w:sz w:val="22"/>
-                <w:szCs w:val="22"/>
-                <w:color w:val="000000"/>
-              </w:rPr>
-              <w:t xml:space="preserve">-0.53, 0.17</w:t>
-            </w:r>
-          </w:p>
-        </w:tc>
-        <w:tc>
-          <w:tcPr>
-            <w:tcBorders>
-              <w:bottom w:val="none" w:sz="0" w:space="0" w:color="000000"/>
-              <w:top w:val="none" w:sz="0" w:space="0" w:color="000000"/>
-              <w:left w:val="none" w:sz="0" w:space="0" w:color="000000"/>
-              <w:right w:val="none" w:sz="0" w:space="0" w:color="000000"/>
-            </w:tcBorders>
-            <w:shd w:val="clear" w:color="auto" w:fill="FFFFFF"/>
-            <w:tcMar>
-              <w:top w:w="0" w:type="dxa"/>
-              <w:bottom w:w="0" w:type="dxa"/>
-              <w:left w:w="0" w:type="dxa"/>
-              <w:right w:w="0" w:type="dxa"/>
-            </w:tcMar>
-            <w:vAlign w:val="top"/>
-          </w:tcPr>
-          <w:p>
-            <w:pPr>
-              <w:pStyle w:val="Normal"/>
-              <w:jc w:val="center"/>
-              <w:pBdr>
-                <w:bottom w:val="none" w:sz="0" w:space="0" w:color="000000"/>
-                <w:top w:val="none" w:sz="0" w:space="0" w:color="000000"/>
-                <w:left w:val="none" w:sz="0" w:space="0" w:color="000000"/>
-                <w:right w:val="none" w:sz="0" w:space="0" w:color="000000"/>
-              </w:pBdr>
-              <w:spacing w:after="100" w:before="100" w:line="240"/>
-              <w:ind w:left="100" w:right="100" w:firstLine="0" w:firstLineChars="0"/>
-              <w:rPr>
-                <w:rFonts w:ascii="Helvetica" w:hAnsi="Helvetica" w:eastAsia="Helvetica" w:cs="Helvetica"/>
-                <w:i w:val="false"/>
-                <w:b w:val="false"/>
-                <w:u w:val="none"/>
-                <w:sz w:val="22"/>
-                <w:szCs w:val="22"/>
-                <w:color w:val="000000"/>
-              </w:rPr>
-            </w:pPr>
-            <w:r>
-              <w:rPr>
-                <w:rFonts w:ascii="Helvetica" w:hAnsi="Helvetica" w:eastAsia="Helvetica" w:cs="Helvetica"/>
-                <w:i w:val="false"/>
-                <w:b w:val="false"/>
-                <w:u w:val="none"/>
-                <w:sz w:val="22"/>
-                <w:szCs w:val="22"/>
-                <w:color w:val="000000"/>
-              </w:rPr>
-              <w:t xml:space="preserve">0.315</w:t>
+              <w:t xml:space="preserve">-0.23</w:t>
+            </w:r>
+          </w:p>
+        </w:tc>
+        <w:tc>
+          <w:tcPr>
+            <w:tcBorders>
+              <w:bottom w:val="none" w:sz="0" w:space="0" w:color="000000"/>
+              <w:top w:val="none" w:sz="0" w:space="0" w:color="000000"/>
+              <w:left w:val="none" w:sz="0" w:space="0" w:color="000000"/>
+              <w:right w:val="none" w:sz="0" w:space="0" w:color="000000"/>
+            </w:tcBorders>
+            <w:shd w:val="clear" w:color="auto" w:fill="FFFFFF"/>
+            <w:tcMar>
+              <w:top w:w="0" w:type="dxa"/>
+              <w:bottom w:w="0" w:type="dxa"/>
+              <w:left w:w="0" w:type="dxa"/>
+              <w:right w:w="0" w:type="dxa"/>
+            </w:tcMar>
+            <w:vAlign w:val="top"/>
+          </w:tcPr>
+          <w:p>
+            <w:pPr>
+              <w:pStyle w:val="Normal"/>
+              <w:jc w:val="center"/>
+              <w:pBdr>
+                <w:bottom w:val="none" w:sz="0" w:space="0" w:color="000000"/>
+                <w:top w:val="none" w:sz="0" w:space="0" w:color="000000"/>
+                <w:left w:val="none" w:sz="0" w:space="0" w:color="000000"/>
+                <w:right w:val="none" w:sz="0" w:space="0" w:color="000000"/>
+              </w:pBdr>
+              <w:spacing w:after="100" w:before="100" w:line="240"/>
+              <w:ind w:left="100" w:right="100" w:firstLine="0" w:firstLineChars="0"/>
+              <w:rPr>
+                <w:rFonts w:ascii="Helvetica" w:hAnsi="Helvetica" w:eastAsia="Helvetica" w:cs="Helvetica"/>
+                <w:i w:val="false"/>
+                <w:b w:val="false"/>
+                <w:u w:val="none"/>
+                <w:sz w:val="22"/>
+                <w:szCs w:val="22"/>
+                <w:color w:val="000000"/>
+              </w:rPr>
+            </w:pPr>
+            <w:r>
+              <w:rPr>
+                <w:rFonts w:ascii="Helvetica" w:hAnsi="Helvetica" w:eastAsia="Helvetica" w:cs="Helvetica"/>
+                <w:i w:val="false"/>
+                <w:b w:val="false"/>
+                <w:u w:val="none"/>
+                <w:sz w:val="22"/>
+                <w:szCs w:val="22"/>
+                <w:color w:val="000000"/>
+              </w:rPr>
+              <w:t xml:space="preserve">-0.57, 0.12</w:t>
+            </w:r>
+          </w:p>
+        </w:tc>
+        <w:tc>
+          <w:tcPr>
+            <w:tcBorders>
+              <w:bottom w:val="none" w:sz="0" w:space="0" w:color="000000"/>
+              <w:top w:val="none" w:sz="0" w:space="0" w:color="000000"/>
+              <w:left w:val="none" w:sz="0" w:space="0" w:color="000000"/>
+              <w:right w:val="none" w:sz="0" w:space="0" w:color="000000"/>
+            </w:tcBorders>
+            <w:shd w:val="clear" w:color="auto" w:fill="FFFFFF"/>
+            <w:tcMar>
+              <w:top w:w="0" w:type="dxa"/>
+              <w:bottom w:w="0" w:type="dxa"/>
+              <w:left w:w="0" w:type="dxa"/>
+              <w:right w:w="0" w:type="dxa"/>
+            </w:tcMar>
+            <w:vAlign w:val="top"/>
+          </w:tcPr>
+          <w:p>
+            <w:pPr>
+              <w:pStyle w:val="Normal"/>
+              <w:jc w:val="center"/>
+              <w:pBdr>
+                <w:bottom w:val="none" w:sz="0" w:space="0" w:color="000000"/>
+                <w:top w:val="none" w:sz="0" w:space="0" w:color="000000"/>
+                <w:left w:val="none" w:sz="0" w:space="0" w:color="000000"/>
+                <w:right w:val="none" w:sz="0" w:space="0" w:color="000000"/>
+              </w:pBdr>
+              <w:spacing w:after="100" w:before="100" w:line="240"/>
+              <w:ind w:left="100" w:right="100" w:firstLine="0" w:firstLineChars="0"/>
+              <w:rPr>
+                <w:rFonts w:ascii="Helvetica" w:hAnsi="Helvetica" w:eastAsia="Helvetica" w:cs="Helvetica"/>
+                <w:i w:val="false"/>
+                <w:b w:val="false"/>
+                <w:u w:val="none"/>
+                <w:sz w:val="22"/>
+                <w:szCs w:val="22"/>
+                <w:color w:val="000000"/>
+              </w:rPr>
+            </w:pPr>
+            <w:r>
+              <w:rPr>
+                <w:rFonts w:ascii="Helvetica" w:hAnsi="Helvetica" w:eastAsia="Helvetica" w:cs="Helvetica"/>
+                <w:i w:val="false"/>
+                <w:b w:val="false"/>
+                <w:u w:val="none"/>
+                <w:sz w:val="22"/>
+                <w:szCs w:val="22"/>
+                <w:color w:val="000000"/>
+              </w:rPr>
+              <w:t xml:space="preserve">0.190</w:t>
             </w:r>
           </w:p>
         </w:tc>
@@ -15567,113 +15567,113 @@
                 <w:szCs w:val="22"/>
                 <w:color w:val="000000"/>
               </w:rPr>
-              <w:t xml:space="preserve">5.2</w:t>
-            </w:r>
-          </w:p>
-        </w:tc>
-        <w:tc>
-          <w:tcPr>
-            <w:tcBorders>
-              <w:bottom w:val="none" w:sz="0" w:space="0" w:color="000000"/>
-              <w:top w:val="none" w:sz="0" w:space="0" w:color="000000"/>
-              <w:left w:val="none" w:sz="0" w:space="0" w:color="000000"/>
-              <w:right w:val="none" w:sz="0" w:space="0" w:color="000000"/>
-            </w:tcBorders>
-            <w:shd w:val="clear" w:color="auto" w:fill="FFFFFF"/>
-            <w:tcMar>
-              <w:top w:w="0" w:type="dxa"/>
-              <w:bottom w:w="0" w:type="dxa"/>
-              <w:left w:w="0" w:type="dxa"/>
-              <w:right w:w="0" w:type="dxa"/>
-            </w:tcMar>
-            <w:vAlign w:val="top"/>
-          </w:tcPr>
-          <w:p>
-            <w:pPr>
-              <w:pStyle w:val="Normal"/>
-              <w:jc w:val="center"/>
-              <w:pBdr>
-                <w:bottom w:val="none" w:sz="0" w:space="0" w:color="000000"/>
-                <w:top w:val="none" w:sz="0" w:space="0" w:color="000000"/>
-                <w:left w:val="none" w:sz="0" w:space="0" w:color="000000"/>
-                <w:right w:val="none" w:sz="0" w:space="0" w:color="000000"/>
-              </w:pBdr>
-              <w:spacing w:after="100" w:before="100" w:line="240"/>
-              <w:ind w:left="100" w:right="100" w:firstLine="0" w:firstLineChars="0"/>
-              <w:rPr>
-                <w:rFonts w:ascii="Helvetica" w:hAnsi="Helvetica" w:eastAsia="Helvetica" w:cs="Helvetica"/>
-                <w:i w:val="false"/>
-                <w:b w:val="false"/>
-                <w:u w:val="none"/>
-                <w:sz w:val="22"/>
-                <w:szCs w:val="22"/>
-                <w:color w:val="000000"/>
-              </w:rPr>
-            </w:pPr>
-            <w:r>
-              <w:rPr>
-                <w:rFonts w:ascii="Helvetica" w:hAnsi="Helvetica" w:eastAsia="Helvetica" w:cs="Helvetica"/>
-                <w:i w:val="false"/>
-                <w:b w:val="false"/>
-                <w:u w:val="none"/>
-                <w:sz w:val="22"/>
-                <w:szCs w:val="22"/>
-                <w:color w:val="000000"/>
-              </w:rPr>
-              <w:t xml:space="preserve">0.05, 10</w:t>
-            </w:r>
-          </w:p>
-        </w:tc>
-        <w:tc>
-          <w:tcPr>
-            <w:tcBorders>
-              <w:bottom w:val="none" w:sz="0" w:space="0" w:color="000000"/>
-              <w:top w:val="none" w:sz="0" w:space="0" w:color="000000"/>
-              <w:left w:val="none" w:sz="0" w:space="0" w:color="000000"/>
-              <w:right w:val="none" w:sz="0" w:space="0" w:color="000000"/>
-            </w:tcBorders>
-            <w:shd w:val="clear" w:color="auto" w:fill="FFFFFF"/>
-            <w:tcMar>
-              <w:top w:w="0" w:type="dxa"/>
-              <w:bottom w:w="0" w:type="dxa"/>
-              <w:left w:w="0" w:type="dxa"/>
-              <w:right w:w="0" w:type="dxa"/>
-            </w:tcMar>
-            <w:vAlign w:val="top"/>
-          </w:tcPr>
-          <w:p>
-            <w:pPr>
-              <w:pStyle w:val="Normal"/>
-              <w:jc w:val="center"/>
-              <w:pBdr>
-                <w:bottom w:val="none" w:sz="0" w:space="0" w:color="000000"/>
-                <w:top w:val="none" w:sz="0" w:space="0" w:color="000000"/>
-                <w:left w:val="none" w:sz="0" w:space="0" w:color="000000"/>
-                <w:right w:val="none" w:sz="0" w:space="0" w:color="000000"/>
-              </w:pBdr>
-              <w:spacing w:after="100" w:before="100" w:line="240"/>
-              <w:ind w:left="100" w:right="100" w:firstLine="0" w:firstLineChars="0"/>
-              <w:rPr>
-                <w:rFonts w:ascii="Helvetica" w:hAnsi="Helvetica" w:eastAsia="Helvetica" w:cs="Helvetica"/>
-                <w:i w:val="false"/>
-                <w:b w:val="false"/>
-                <w:u w:val="none"/>
-                <w:sz w:val="22"/>
-                <w:szCs w:val="22"/>
-                <w:color w:val="000000"/>
-              </w:rPr>
-            </w:pPr>
-            <w:r>
-              <w:rPr>
-                <w:rFonts w:ascii="Helvetica" w:hAnsi="Helvetica" w:eastAsia="Helvetica" w:cs="Helvetica"/>
-                <w:i w:val="false"/>
-                <w:b w:val="false"/>
-                <w:u w:val="none"/>
-                <w:sz w:val="22"/>
-                <w:szCs w:val="22"/>
-                <w:color w:val="000000"/>
-              </w:rPr>
-              <w:t xml:space="preserve">0.048</w:t>
+              <w:t xml:space="preserve">6.1</w:t>
+            </w:r>
+          </w:p>
+        </w:tc>
+        <w:tc>
+          <w:tcPr>
+            <w:tcBorders>
+              <w:bottom w:val="none" w:sz="0" w:space="0" w:color="000000"/>
+              <w:top w:val="none" w:sz="0" w:space="0" w:color="000000"/>
+              <w:left w:val="none" w:sz="0" w:space="0" w:color="000000"/>
+              <w:right w:val="none" w:sz="0" w:space="0" w:color="000000"/>
+            </w:tcBorders>
+            <w:shd w:val="clear" w:color="auto" w:fill="FFFFFF"/>
+            <w:tcMar>
+              <w:top w:w="0" w:type="dxa"/>
+              <w:bottom w:w="0" w:type="dxa"/>
+              <w:left w:w="0" w:type="dxa"/>
+              <w:right w:w="0" w:type="dxa"/>
+            </w:tcMar>
+            <w:vAlign w:val="top"/>
+          </w:tcPr>
+          <w:p>
+            <w:pPr>
+              <w:pStyle w:val="Normal"/>
+              <w:jc w:val="center"/>
+              <w:pBdr>
+                <w:bottom w:val="none" w:sz="0" w:space="0" w:color="000000"/>
+                <w:top w:val="none" w:sz="0" w:space="0" w:color="000000"/>
+                <w:left w:val="none" w:sz="0" w:space="0" w:color="000000"/>
+                <w:right w:val="none" w:sz="0" w:space="0" w:color="000000"/>
+              </w:pBdr>
+              <w:spacing w:after="100" w:before="100" w:line="240"/>
+              <w:ind w:left="100" w:right="100" w:firstLine="0" w:firstLineChars="0"/>
+              <w:rPr>
+                <w:rFonts w:ascii="Helvetica" w:hAnsi="Helvetica" w:eastAsia="Helvetica" w:cs="Helvetica"/>
+                <w:i w:val="false"/>
+                <w:b w:val="false"/>
+                <w:u w:val="none"/>
+                <w:sz w:val="22"/>
+                <w:szCs w:val="22"/>
+                <w:color w:val="000000"/>
+              </w:rPr>
+            </w:pPr>
+            <w:r>
+              <w:rPr>
+                <w:rFonts w:ascii="Helvetica" w:hAnsi="Helvetica" w:eastAsia="Helvetica" w:cs="Helvetica"/>
+                <w:i w:val="false"/>
+                <w:b w:val="false"/>
+                <w:u w:val="none"/>
+                <w:sz w:val="22"/>
+                <w:szCs w:val="22"/>
+                <w:color w:val="000000"/>
+              </w:rPr>
+              <w:t xml:space="preserve">1.1, 11</w:t>
+            </w:r>
+          </w:p>
+        </w:tc>
+        <w:tc>
+          <w:tcPr>
+            <w:tcBorders>
+              <w:bottom w:val="none" w:sz="0" w:space="0" w:color="000000"/>
+              <w:top w:val="none" w:sz="0" w:space="0" w:color="000000"/>
+              <w:left w:val="none" w:sz="0" w:space="0" w:color="000000"/>
+              <w:right w:val="none" w:sz="0" w:space="0" w:color="000000"/>
+            </w:tcBorders>
+            <w:shd w:val="clear" w:color="auto" w:fill="FFFFFF"/>
+            <w:tcMar>
+              <w:top w:w="0" w:type="dxa"/>
+              <w:bottom w:w="0" w:type="dxa"/>
+              <w:left w:w="0" w:type="dxa"/>
+              <w:right w:w="0" w:type="dxa"/>
+            </w:tcMar>
+            <w:vAlign w:val="top"/>
+          </w:tcPr>
+          <w:p>
+            <w:pPr>
+              <w:pStyle w:val="Normal"/>
+              <w:jc w:val="center"/>
+              <w:pBdr>
+                <w:bottom w:val="none" w:sz="0" w:space="0" w:color="000000"/>
+                <w:top w:val="none" w:sz="0" w:space="0" w:color="000000"/>
+                <w:left w:val="none" w:sz="0" w:space="0" w:color="000000"/>
+                <w:right w:val="none" w:sz="0" w:space="0" w:color="000000"/>
+              </w:pBdr>
+              <w:spacing w:after="100" w:before="100" w:line="240"/>
+              <w:ind w:left="100" w:right="100" w:firstLine="0" w:firstLineChars="0"/>
+              <w:rPr>
+                <w:rFonts w:ascii="Helvetica" w:hAnsi="Helvetica" w:eastAsia="Helvetica" w:cs="Helvetica"/>
+                <w:i w:val="false"/>
+                <w:b w:val="false"/>
+                <w:u w:val="none"/>
+                <w:sz w:val="22"/>
+                <w:szCs w:val="22"/>
+                <w:color w:val="000000"/>
+              </w:rPr>
+            </w:pPr>
+            <w:r>
+              <w:rPr>
+                <w:rFonts w:ascii="Helvetica" w:hAnsi="Helvetica" w:eastAsia="Helvetica" w:cs="Helvetica"/>
+                <w:i w:val="false"/>
+                <w:b w:val="false"/>
+                <w:u w:val="none"/>
+                <w:sz w:val="22"/>
+                <w:szCs w:val="22"/>
+                <w:color w:val="000000"/>
+              </w:rPr>
+              <w:t xml:space="preserve">0.018</w:t>
             </w:r>
           </w:p>
         </w:tc>
@@ -16050,113 +16050,113 @@
                 <w:szCs w:val="22"/>
                 <w:color w:val="000000"/>
               </w:rPr>
-              <w:t xml:space="preserve">-1.7</w:t>
-            </w:r>
-          </w:p>
-        </w:tc>
-        <w:tc>
-          <w:tcPr>
-            <w:tcBorders>
-              <w:bottom w:val="none" w:sz="0" w:space="0" w:color="000000"/>
-              <w:top w:val="none" w:sz="0" w:space="0" w:color="000000"/>
-              <w:left w:val="none" w:sz="0" w:space="0" w:color="000000"/>
-              <w:right w:val="none" w:sz="0" w:space="0" w:color="000000"/>
-            </w:tcBorders>
-            <w:shd w:val="clear" w:color="auto" w:fill="FFFFFF"/>
-            <w:tcMar>
-              <w:top w:w="0" w:type="dxa"/>
-              <w:bottom w:w="0" w:type="dxa"/>
-              <w:left w:w="0" w:type="dxa"/>
-              <w:right w:w="0" w:type="dxa"/>
-            </w:tcMar>
-            <w:vAlign w:val="top"/>
-          </w:tcPr>
-          <w:p>
-            <w:pPr>
-              <w:pStyle w:val="Normal"/>
-              <w:jc w:val="center"/>
-              <w:pBdr>
-                <w:bottom w:val="none" w:sz="0" w:space="0" w:color="000000"/>
-                <w:top w:val="none" w:sz="0" w:space="0" w:color="000000"/>
-                <w:left w:val="none" w:sz="0" w:space="0" w:color="000000"/>
-                <w:right w:val="none" w:sz="0" w:space="0" w:color="000000"/>
-              </w:pBdr>
-              <w:spacing w:after="100" w:before="100" w:line="240"/>
-              <w:ind w:left="100" w:right="100" w:firstLine="0" w:firstLineChars="0"/>
-              <w:rPr>
-                <w:rFonts w:ascii="Helvetica" w:hAnsi="Helvetica" w:eastAsia="Helvetica" w:cs="Helvetica"/>
-                <w:i w:val="false"/>
-                <w:b w:val="false"/>
-                <w:u w:val="none"/>
-                <w:sz w:val="22"/>
-                <w:szCs w:val="22"/>
-                <w:color w:val="000000"/>
-              </w:rPr>
-            </w:pPr>
-            <w:r>
-              <w:rPr>
-                <w:rFonts w:ascii="Helvetica" w:hAnsi="Helvetica" w:eastAsia="Helvetica" w:cs="Helvetica"/>
-                <w:i w:val="false"/>
-                <w:b w:val="false"/>
-                <w:u w:val="none"/>
-                <w:sz w:val="22"/>
-                <w:szCs w:val="22"/>
-                <w:color w:val="000000"/>
-              </w:rPr>
-              <w:t xml:space="preserve">-7.4, 4.0</w:t>
-            </w:r>
-          </w:p>
-        </w:tc>
-        <w:tc>
-          <w:tcPr>
-            <w:tcBorders>
-              <w:bottom w:val="none" w:sz="0" w:space="0" w:color="000000"/>
-              <w:top w:val="none" w:sz="0" w:space="0" w:color="000000"/>
-              <w:left w:val="none" w:sz="0" w:space="0" w:color="000000"/>
-              <w:right w:val="none" w:sz="0" w:space="0" w:color="000000"/>
-            </w:tcBorders>
-            <w:shd w:val="clear" w:color="auto" w:fill="FFFFFF"/>
-            <w:tcMar>
-              <w:top w:w="0" w:type="dxa"/>
-              <w:bottom w:w="0" w:type="dxa"/>
-              <w:left w:w="0" w:type="dxa"/>
-              <w:right w:w="0" w:type="dxa"/>
-            </w:tcMar>
-            <w:vAlign w:val="top"/>
-          </w:tcPr>
-          <w:p>
-            <w:pPr>
-              <w:pStyle w:val="Normal"/>
-              <w:jc w:val="center"/>
-              <w:pBdr>
-                <w:bottom w:val="none" w:sz="0" w:space="0" w:color="000000"/>
-                <w:top w:val="none" w:sz="0" w:space="0" w:color="000000"/>
-                <w:left w:val="none" w:sz="0" w:space="0" w:color="000000"/>
-                <w:right w:val="none" w:sz="0" w:space="0" w:color="000000"/>
-              </w:pBdr>
-              <w:spacing w:after="100" w:before="100" w:line="240"/>
-              <w:ind w:left="100" w:right="100" w:firstLine="0" w:firstLineChars="0"/>
-              <w:rPr>
-                <w:rFonts w:ascii="Helvetica" w:hAnsi="Helvetica" w:eastAsia="Helvetica" w:cs="Helvetica"/>
-                <w:i w:val="false"/>
-                <w:b w:val="false"/>
-                <w:u w:val="none"/>
-                <w:sz w:val="22"/>
-                <w:szCs w:val="22"/>
-                <w:color w:val="000000"/>
-              </w:rPr>
-            </w:pPr>
-            <w:r>
-              <w:rPr>
-                <w:rFonts w:ascii="Helvetica" w:hAnsi="Helvetica" w:eastAsia="Helvetica" w:cs="Helvetica"/>
-                <w:i w:val="false"/>
-                <w:b w:val="false"/>
-                <w:u w:val="none"/>
-                <w:sz w:val="22"/>
-                <w:szCs w:val="22"/>
-                <w:color w:val="000000"/>
-              </w:rPr>
-              <w:t xml:space="preserve">0.564</w:t>
+              <w:t xml:space="preserve">-1.9</w:t>
+            </w:r>
+          </w:p>
+        </w:tc>
+        <w:tc>
+          <w:tcPr>
+            <w:tcBorders>
+              <w:bottom w:val="none" w:sz="0" w:space="0" w:color="000000"/>
+              <w:top w:val="none" w:sz="0" w:space="0" w:color="000000"/>
+              <w:left w:val="none" w:sz="0" w:space="0" w:color="000000"/>
+              <w:right w:val="none" w:sz="0" w:space="0" w:color="000000"/>
+            </w:tcBorders>
+            <w:shd w:val="clear" w:color="auto" w:fill="FFFFFF"/>
+            <w:tcMar>
+              <w:top w:w="0" w:type="dxa"/>
+              <w:bottom w:w="0" w:type="dxa"/>
+              <w:left w:w="0" w:type="dxa"/>
+              <w:right w:w="0" w:type="dxa"/>
+            </w:tcMar>
+            <w:vAlign w:val="top"/>
+          </w:tcPr>
+          <w:p>
+            <w:pPr>
+              <w:pStyle w:val="Normal"/>
+              <w:jc w:val="center"/>
+              <w:pBdr>
+                <w:bottom w:val="none" w:sz="0" w:space="0" w:color="000000"/>
+                <w:top w:val="none" w:sz="0" w:space="0" w:color="000000"/>
+                <w:left w:val="none" w:sz="0" w:space="0" w:color="000000"/>
+                <w:right w:val="none" w:sz="0" w:space="0" w:color="000000"/>
+              </w:pBdr>
+              <w:spacing w:after="100" w:before="100" w:line="240"/>
+              <w:ind w:left="100" w:right="100" w:firstLine="0" w:firstLineChars="0"/>
+              <w:rPr>
+                <w:rFonts w:ascii="Helvetica" w:hAnsi="Helvetica" w:eastAsia="Helvetica" w:cs="Helvetica"/>
+                <w:i w:val="false"/>
+                <w:b w:val="false"/>
+                <w:u w:val="none"/>
+                <w:sz w:val="22"/>
+                <w:szCs w:val="22"/>
+                <w:color w:val="000000"/>
+              </w:rPr>
+            </w:pPr>
+            <w:r>
+              <w:rPr>
+                <w:rFonts w:ascii="Helvetica" w:hAnsi="Helvetica" w:eastAsia="Helvetica" w:cs="Helvetica"/>
+                <w:i w:val="false"/>
+                <w:b w:val="false"/>
+                <w:u w:val="none"/>
+                <w:sz w:val="22"/>
+                <w:szCs w:val="22"/>
+                <w:color w:val="000000"/>
+              </w:rPr>
+              <w:t xml:space="preserve">-7.5, 3.7</w:t>
+            </w:r>
+          </w:p>
+        </w:tc>
+        <w:tc>
+          <w:tcPr>
+            <w:tcBorders>
+              <w:bottom w:val="none" w:sz="0" w:space="0" w:color="000000"/>
+              <w:top w:val="none" w:sz="0" w:space="0" w:color="000000"/>
+              <w:left w:val="none" w:sz="0" w:space="0" w:color="000000"/>
+              <w:right w:val="none" w:sz="0" w:space="0" w:color="000000"/>
+            </w:tcBorders>
+            <w:shd w:val="clear" w:color="auto" w:fill="FFFFFF"/>
+            <w:tcMar>
+              <w:top w:w="0" w:type="dxa"/>
+              <w:bottom w:w="0" w:type="dxa"/>
+              <w:left w:w="0" w:type="dxa"/>
+              <w:right w:w="0" w:type="dxa"/>
+            </w:tcMar>
+            <w:vAlign w:val="top"/>
+          </w:tcPr>
+          <w:p>
+            <w:pPr>
+              <w:pStyle w:val="Normal"/>
+              <w:jc w:val="center"/>
+              <w:pBdr>
+                <w:bottom w:val="none" w:sz="0" w:space="0" w:color="000000"/>
+                <w:top w:val="none" w:sz="0" w:space="0" w:color="000000"/>
+                <w:left w:val="none" w:sz="0" w:space="0" w:color="000000"/>
+                <w:right w:val="none" w:sz="0" w:space="0" w:color="000000"/>
+              </w:pBdr>
+              <w:spacing w:after="100" w:before="100" w:line="240"/>
+              <w:ind w:left="100" w:right="100" w:firstLine="0" w:firstLineChars="0"/>
+              <w:rPr>
+                <w:rFonts w:ascii="Helvetica" w:hAnsi="Helvetica" w:eastAsia="Helvetica" w:cs="Helvetica"/>
+                <w:i w:val="false"/>
+                <w:b w:val="false"/>
+                <w:u w:val="none"/>
+                <w:sz w:val="22"/>
+                <w:szCs w:val="22"/>
+                <w:color w:val="000000"/>
+              </w:rPr>
+            </w:pPr>
+            <w:r>
+              <w:rPr>
+                <w:rFonts w:ascii="Helvetica" w:hAnsi="Helvetica" w:eastAsia="Helvetica" w:cs="Helvetica"/>
+                <w:i w:val="false"/>
+                <w:b w:val="false"/>
+                <w:u w:val="none"/>
+                <w:sz w:val="22"/>
+                <w:szCs w:val="22"/>
+                <w:color w:val="000000"/>
+              </w:rPr>
+              <w:t xml:space="preserve">0.501</w:t>
             </w:r>
           </w:p>
         </w:tc>
@@ -16215,7 +16215,7 @@
                 <w:szCs w:val="22"/>
                 <w:color w:val="000000"/>
               </w:rPr>
-              <w:t xml:space="preserve">ckd_epi_gfr_cre_cys</w:t>
+              <w:t xml:space="preserve">baseline_cre_egfr</w:t>
             </w:r>
           </w:p>
         </w:tc>
@@ -16321,7 +16321,7 @@
                 <w:szCs w:val="22"/>
                 <w:color w:val="000000"/>
               </w:rPr>
-              <w:t xml:space="preserve">-0.03</w:t>
+              <w:t xml:space="preserve">-0.11</w:t>
             </w:r>
           </w:p>
         </w:tc>
@@ -16374,7 +16374,7 @@
                 <w:szCs w:val="22"/>
                 <w:color w:val="000000"/>
               </w:rPr>
-              <w:t xml:space="preserve">-0.12, 0.06</w:t>
+              <w:t xml:space="preserve">-0.21, -0.01</w:t>
             </w:r>
           </w:p>
         </w:tc>
@@ -16427,7 +16427,7 @@
                 <w:szCs w:val="22"/>
                 <w:color w:val="000000"/>
               </w:rPr>
-              <w:t xml:space="preserve">0.529</w:t>
+              <w:t xml:space="preserve">0.037</w:t>
             </w:r>
           </w:p>
         </w:tc>
@@ -16533,7 +16533,7 @@
                 <w:szCs w:val="22"/>
                 <w:color w:val="000000"/>
               </w:rPr>
-              <w:t xml:space="preserve">-0.11</w:t>
+              <w:t xml:space="preserve">-0.21</w:t>
             </w:r>
           </w:p>
         </w:tc>
@@ -16586,7 +16586,7 @@
                 <w:szCs w:val="22"/>
                 <w:color w:val="000000"/>
               </w:rPr>
-              <w:t xml:space="preserve">-0.23, 0.01</w:t>
+              <w:t xml:space="preserve">-0.33, -0.08</w:t>
             </w:r>
           </w:p>
         </w:tc>
@@ -16639,7 +16639,7 @@
                 <w:szCs w:val="22"/>
                 <w:color w:val="000000"/>
               </w:rPr>
-              <w:t xml:space="preserve">0.082</w:t>
+              <w:t xml:space="preserve">0.002</w:t>
             </w:r>
           </w:p>
         </w:tc>
